--- a/exercises/Bài tập 042 - Must Have to.docx
+++ b/exercises/Bài tập 042 - Must Have to.docx
@@ -9,6 +9,7 @@
         <w:rPr>
           <w:rFonts w:ascii="Arial" w:hAnsi="Arial" w:cs="Arial"/>
           <w:b/>
+          <w:color w:val="000000"/>
           <w:sz w:val="32"/>
         </w:rPr>
       </w:pPr>
@@ -16,6 +17,7 @@
         <w:rPr>
           <w:rFonts w:ascii="Arial" w:hAnsi="Arial" w:cs="Arial"/>
           <w:b/>
+          <w:color w:val="000000"/>
           <w:sz w:val="32"/>
         </w:rPr>
         <w:t>BÀI TẬP NGÀY 42</w:t>
@@ -28,6 +30,7 @@
         <w:rPr>
           <w:rFonts w:ascii="Arial" w:hAnsi="Arial" w:cs="Arial"/>
           <w:b/>
+          <w:color w:val="000000"/>
           <w:sz w:val="36"/>
         </w:rPr>
       </w:pPr>
@@ -35,621 +38,1679 @@
         <w:rPr>
           <w:rFonts w:ascii="Arial" w:hAnsi="Arial" w:cs="Arial"/>
           <w:b/>
+          <w:color w:val="000000"/>
           <w:sz w:val="36"/>
         </w:rPr>
         <w:t>MUST / HAVE TO</w:t>
       </w:r>
     </w:p>
     <w:p>
-      <w:r>
+      <w:pPr>
+        <w:rPr>
+          <w:color w:val="000000"/>
+        </w:rPr>
+      </w:pPr>
+      <w:r>
+        <w:rPr>
+          <w:color w:val="000000"/>
+        </w:rPr>
         <w:t>Họ và tên: __________________________                         Điểm: ________/100</w:t>
       </w:r>
     </w:p>
     <w:p>
       <w:pPr>
         <w:pStyle w:val="Heading1"/>
-      </w:pPr>
-      <w:r>
+        <w:spacing w:before="60"/>
+      </w:pPr>
+      <w:r>
+        <w:lastRenderedPageBreak/>
         <w:t>PHẦN 1. CHỌN ĐÁP ÁN ĐÚNG (10 điểm)</w:t>
       </w:r>
     </w:p>
     <w:p>
-      <w:r>
+      <w:pPr>
+        <w:keepNext/>
+        <w:spacing w:before="120" w:after="60"/>
+        <w:rPr>
+          <w:color w:val="000000"/>
+        </w:rPr>
+      </w:pPr>
+      <w:r>
+        <w:rPr>
+          <w:color w:val="000000"/>
+        </w:rPr>
         <w:t>1. You must ______ your seat belt.   A. wear   B. wears   C. to wear</w:t>
       </w:r>
     </w:p>
     <w:p>
-      <w:r>
+      <w:pPr>
+        <w:keepNext/>
+        <w:spacing w:before="120" w:after="60"/>
+        <w:rPr>
+          <w:color w:val="000000"/>
+        </w:rPr>
+      </w:pPr>
+      <w:r>
+        <w:rPr>
+          <w:color w:val="000000"/>
+        </w:rPr>
         <w:t>2. Lan ______ get up at 6 a.m. for school.   A. have to   B. has to   C. musts</w:t>
       </w:r>
     </w:p>
     <w:p>
-      <w:r>
+      <w:pPr>
+        <w:keepNext/>
+        <w:spacing w:before="120" w:after="60"/>
+        <w:rPr>
+          <w:color w:val="000000"/>
+        </w:rPr>
+      </w:pPr>
+      <w:r>
+        <w:rPr>
+          <w:color w:val="000000"/>
+        </w:rPr>
         <w:t>3. You ______ smoke in the hospital.   A. don't have to   B. mustn't   C. haven't to</w:t>
       </w:r>
     </w:p>
     <w:p>
-      <w:r>
+      <w:pPr>
+        <w:keepNext/>
+        <w:spacing w:before="120" w:after="60"/>
+        <w:rPr>
+          <w:color w:val="000000"/>
+        </w:rPr>
+      </w:pPr>
+      <w:r>
+        <w:rPr>
+          <w:color w:val="000000"/>
+        </w:rPr>
         <w:t>4. The museum is free; you ______ pay.   A. mustn't   B. don't have to   C. must</w:t>
       </w:r>
     </w:p>
     <w:p>
-      <w:r>
+      <w:pPr>
+        <w:keepNext/>
+        <w:spacing w:before="120" w:after="60"/>
+        <w:rPr>
+          <w:color w:val="000000"/>
+        </w:rPr>
+      </w:pPr>
+      <w:r>
+        <w:rPr>
+          <w:color w:val="000000"/>
+        </w:rPr>
         <w:t>5. We ______ work late yesterday.   A. must   B. had to   C. have</w:t>
       </w:r>
     </w:p>
     <w:p>
-      <w:r>
+      <w:pPr>
+        <w:keepNext/>
+        <w:spacing w:before="120" w:after="60"/>
+        <w:rPr>
+          <w:color w:val="000000"/>
+        </w:rPr>
+      </w:pPr>
+      <w:r>
+        <w:rPr>
+          <w:color w:val="000000"/>
+        </w:rPr>
         <w:t>6. He ______ take the exam next month.   A. will have to   B. will must   C. has</w:t>
       </w:r>
     </w:p>
     <w:p>
-      <w:r>
+      <w:pPr>
+        <w:keepNext/>
+        <w:spacing w:before="120" w:after="60"/>
+        <w:rPr>
+          <w:color w:val="000000"/>
+        </w:rPr>
+      </w:pPr>
+      <w:r>
+        <w:rPr>
+          <w:color w:val="000000"/>
+        </w:rPr>
         <w:t>7. ______ she have to wear a uniform?   A. Do   B. Does   C. Musts</w:t>
       </w:r>
     </w:p>
     <w:p>
-      <w:r>
+      <w:pPr>
+        <w:keepNext/>
+        <w:spacing w:before="120" w:after="60"/>
+        <w:rPr>
+          <w:color w:val="000000"/>
+        </w:rPr>
+      </w:pPr>
+      <w:r>
+        <w:rPr>
+          <w:color w:val="000000"/>
+        </w:rPr>
         <w:t>8. Did you ______ wait long?   A. had to   B. have to   C. must to</w:t>
       </w:r>
     </w:p>
     <w:p>
-      <w:r>
+      <w:pPr>
+        <w:keepNext/>
+        <w:spacing w:before="120" w:after="60"/>
+        <w:rPr>
+          <w:color w:val="000000"/>
+        </w:rPr>
+      </w:pPr>
+      <w:r>
+        <w:rPr>
+          <w:color w:val="000000"/>
+        </w:rPr>
         <w:t>9. You've walked ten kilometers. You ______ be tired.   A. must   B. have   C. mustn't</w:t>
       </w:r>
     </w:p>
     <w:p>
-      <w:r>
+      <w:pPr>
+        <w:keepNext/>
+        <w:spacing w:before="120" w:after="60"/>
+        <w:rPr>
+          <w:color w:val="000000"/>
+        </w:rPr>
+      </w:pPr>
+      <w:r>
+        <w:rPr>
+          <w:color w:val="000000"/>
+        </w:rPr>
         <w:t>10. Must I come today? – No, you ______.   A. mustn't   B. don't have to   C. can't</w:t>
       </w:r>
     </w:p>
     <w:p>
       <w:pPr>
         <w:pStyle w:val="Heading1"/>
+        <w:spacing w:before="240"/>
       </w:pPr>
       <w:r>
         <w:t>PHẦN 2. ĐIỀN MUST HOẶC HAVE/HAS TO (10 điểm)</w:t>
       </w:r>
     </w:p>
     <w:p>
-      <w:r>
+      <w:pPr>
+        <w:keepNext/>
+        <w:spacing w:before="120" w:after="60"/>
+        <w:rPr>
+          <w:color w:val="000000"/>
+        </w:rPr>
+      </w:pPr>
+      <w:r>
+        <w:rPr>
+          <w:color w:val="000000"/>
+        </w:rPr>
         <w:t>1. I ______ remember to buy milk. (người nói tự nhắc mình)</w:t>
       </w:r>
     </w:p>
     <w:p>
-      <w:r>
+      <w:pPr>
+        <w:keepNext/>
+        <w:spacing w:before="120" w:after="60"/>
+        <w:rPr>
+          <w:color w:val="000000"/>
+        </w:rPr>
+      </w:pPr>
+      <w:r>
+        <w:rPr>
+          <w:color w:val="000000"/>
+        </w:rPr>
         <w:t>2. Students ______ wear a uniform at this school. (quy định)</w:t>
       </w:r>
     </w:p>
     <w:p>
-      <w:r>
+      <w:pPr>
+        <w:keepNext/>
+        <w:spacing w:before="120" w:after="60"/>
+        <w:rPr>
+          <w:color w:val="000000"/>
+        </w:rPr>
+      </w:pPr>
+      <w:r>
+        <w:rPr>
+          <w:color w:val="000000"/>
+        </w:rPr>
         <w:t>3. You ______ be quiet; the baby is sleeping.</w:t>
       </w:r>
     </w:p>
     <w:p>
-      <w:r>
+      <w:pPr>
+        <w:keepNext/>
+        <w:spacing w:before="120" w:after="60"/>
+        <w:rPr>
+          <w:color w:val="000000"/>
+        </w:rPr>
+      </w:pPr>
+      <w:r>
+        <w:rPr>
+          <w:color w:val="000000"/>
+        </w:rPr>
         <w:t>4. Lan ______ take two buses to work. (hoàn cảnh)</w:t>
       </w:r>
     </w:p>
     <w:p>
-      <w:r>
+      <w:pPr>
+        <w:keepNext/>
+        <w:spacing w:before="120" w:after="60"/>
+        <w:rPr>
+          <w:color w:val="000000"/>
+        </w:rPr>
+      </w:pPr>
+      <w:r>
+        <w:rPr>
+          <w:color w:val="000000"/>
+        </w:rPr>
         <w:t>5. We ______ show our passports at the border. (quy định)</w:t>
       </w:r>
     </w:p>
     <w:p>
-      <w:r>
+      <w:pPr>
+        <w:keepNext/>
+        <w:spacing w:before="120" w:after="60"/>
+        <w:rPr>
+          <w:color w:val="000000"/>
+        </w:rPr>
+      </w:pPr>
+      <w:r>
+        <w:rPr>
+          <w:color w:val="000000"/>
+        </w:rPr>
         <w:t>6. I ______ call my mother tonight. (tự thấy cần thiết)</w:t>
       </w:r>
     </w:p>
     <w:p>
-      <w:r>
+      <w:pPr>
+        <w:keepNext/>
+        <w:spacing w:before="120" w:after="60"/>
+        <w:rPr>
+          <w:color w:val="000000"/>
+        </w:rPr>
+      </w:pPr>
+      <w:r>
+        <w:rPr>
+          <w:color w:val="000000"/>
+        </w:rPr>
         <w:t>7. Nam ______ work on Saturdays because of his job.</w:t>
       </w:r>
     </w:p>
     <w:p>
-      <w:r>
+      <w:pPr>
+        <w:keepNext/>
+        <w:spacing w:before="120" w:after="60"/>
+        <w:rPr>
+          <w:color w:val="000000"/>
+        </w:rPr>
+      </w:pPr>
+      <w:r>
+        <w:rPr>
+          <w:color w:val="000000"/>
+        </w:rPr>
         <w:t>8. You ______ try this cake; it is delicious. (nhấn mạnh)</w:t>
       </w:r>
     </w:p>
     <w:p>
-      <w:r>
+      <w:pPr>
+        <w:keepNext/>
+        <w:spacing w:before="120" w:after="60"/>
+        <w:rPr>
+          <w:color w:val="000000"/>
+        </w:rPr>
+      </w:pPr>
+      <w:r>
+        <w:rPr>
+          <w:color w:val="000000"/>
+        </w:rPr>
         <w:t>9. Employees ______ arrive before 8:30.</w:t>
       </w:r>
     </w:p>
     <w:p>
-      <w:r>
+      <w:pPr>
+        <w:keepNext/>
+        <w:spacing w:before="120" w:after="60"/>
+        <w:rPr>
+          <w:color w:val="000000"/>
+        </w:rPr>
+      </w:pPr>
+      <w:r>
+        <w:rPr>
+          <w:color w:val="000000"/>
+        </w:rPr>
         <w:t>10. She ______ see a doctor; she looks very ill. (lời nhấn mạnh)</w:t>
       </w:r>
     </w:p>
     <w:p>
       <w:pPr>
         <w:pStyle w:val="Heading1"/>
+        <w:spacing w:before="240"/>
       </w:pPr>
       <w:r>
         <w:t>PHẦN 3. ĐIỀN MUSTN'T HOẶC DON'T/DOESN'T HAVE TO (10 điểm)</w:t>
       </w:r>
     </w:p>
     <w:p>
-      <w:r>
+      <w:pPr>
+        <w:keepNext/>
+        <w:spacing w:before="120" w:after="60"/>
+        <w:rPr>
+          <w:color w:val="000000"/>
+        </w:rPr>
+      </w:pPr>
+      <w:r>
+        <w:rPr>
+          <w:color w:val="000000"/>
+        </w:rPr>
         <w:t>1. You ______ touch that wire; it is dangerous.</w:t>
       </w:r>
     </w:p>
     <w:p>
-      <w:r>
+      <w:pPr>
+        <w:keepNext/>
+        <w:spacing w:before="120" w:after="60"/>
+        <w:rPr>
+          <w:color w:val="000000"/>
+        </w:rPr>
+      </w:pPr>
+      <w:r>
+        <w:rPr>
+          <w:color w:val="000000"/>
+        </w:rPr>
         <w:t>2. We ______ bring food; the restaurant provides lunch.</w:t>
       </w:r>
     </w:p>
     <w:p>
-      <w:r>
+      <w:pPr>
+        <w:keepNext/>
+        <w:spacing w:before="120" w:after="60"/>
+        <w:rPr>
+          <w:color w:val="000000"/>
+        </w:rPr>
+      </w:pPr>
+      <w:r>
+        <w:rPr>
+          <w:color w:val="000000"/>
+        </w:rPr>
         <w:t>3. Students ______ cheat in the exam.</w:t>
       </w:r>
     </w:p>
     <w:p>
-      <w:r>
+      <w:pPr>
+        <w:keepNext/>
+        <w:spacing w:before="120" w:after="60"/>
+        <w:rPr>
+          <w:color w:val="000000"/>
+        </w:rPr>
+      </w:pPr>
+      <w:r>
+        <w:rPr>
+          <w:color w:val="000000"/>
+        </w:rPr>
         <w:t>4. Lan ______ come tomorrow if she is busy.</w:t>
       </w:r>
     </w:p>
     <w:p>
-      <w:r>
+      <w:pPr>
+        <w:keepNext/>
+        <w:spacing w:before="120" w:after="60"/>
+        <w:rPr>
+          <w:color w:val="000000"/>
+        </w:rPr>
+      </w:pPr>
+      <w:r>
+        <w:rPr>
+          <w:color w:val="000000"/>
+        </w:rPr>
         <w:t>5. You ______ park in front of this gate.</w:t>
       </w:r>
     </w:p>
     <w:p>
-      <w:r>
+      <w:pPr>
+        <w:keepNext/>
+        <w:spacing w:before="120" w:after="60"/>
+        <w:rPr>
+          <w:color w:val="000000"/>
+        </w:rPr>
+      </w:pPr>
+      <w:r>
+        <w:rPr>
+          <w:color w:val="000000"/>
+        </w:rPr>
         <w:t>6. He ______ wear a tie on Fridays; it is optional.</w:t>
       </w:r>
     </w:p>
     <w:p>
-      <w:r>
+      <w:pPr>
+        <w:keepNext/>
+        <w:spacing w:before="120" w:after="60"/>
+        <w:rPr>
+          <w:color w:val="000000"/>
+        </w:rPr>
+      </w:pPr>
+      <w:r>
+        <w:rPr>
+          <w:color w:val="000000"/>
+        </w:rPr>
         <w:t>7. Visitors ______ take photos in this room.</w:t>
       </w:r>
     </w:p>
     <w:p>
-      <w:r>
+      <w:pPr>
+        <w:keepNext/>
+        <w:spacing w:before="120" w:after="60"/>
+        <w:rPr>
+          <w:color w:val="000000"/>
+        </w:rPr>
+      </w:pPr>
+      <w:r>
+        <w:rPr>
+          <w:color w:val="000000"/>
+        </w:rPr>
         <w:t>8. I ______ cook tonight because we have leftovers.</w:t>
       </w:r>
     </w:p>
     <w:p>
-      <w:r>
+      <w:pPr>
+        <w:keepNext/>
+        <w:spacing w:before="120" w:after="60"/>
+        <w:rPr>
+          <w:color w:val="000000"/>
+        </w:rPr>
+      </w:pPr>
+      <w:r>
+        <w:rPr>
+          <w:color w:val="000000"/>
+        </w:rPr>
         <w:t>9. Children ______ play near the road.</w:t>
       </w:r>
     </w:p>
     <w:p>
-      <w:r>
+      <w:pPr>
+        <w:keepNext/>
+        <w:spacing w:before="120" w:after="60"/>
+        <w:rPr>
+          <w:color w:val="000000"/>
+        </w:rPr>
+      </w:pPr>
+      <w:r>
+        <w:rPr>
+          <w:color w:val="000000"/>
+        </w:rPr>
         <w:t>10. She ______ pay for the ticket; I bought one for her.</w:t>
       </w:r>
     </w:p>
     <w:p>
       <w:pPr>
         <w:pStyle w:val="Heading1"/>
+        <w:spacing w:before="240"/>
       </w:pPr>
       <w:r>
         <w:t>PHẦN 4. CHIA HAVE TO ĐÚNG THÌ (10 điểm)</w:t>
       </w:r>
     </w:p>
     <w:p>
-      <w:r>
+      <w:pPr>
+        <w:keepNext/>
+        <w:spacing w:before="120" w:after="60"/>
+        <w:rPr>
+          <w:color w:val="000000"/>
+        </w:rPr>
+      </w:pPr>
+      <w:r>
+        <w:rPr>
+          <w:color w:val="000000"/>
+        </w:rPr>
         <w:t>1. She ______ (have to) work every Saturday.</w:t>
       </w:r>
     </w:p>
     <w:p>
-      <w:r>
+      <w:pPr>
+        <w:keepNext/>
+        <w:spacing w:before="120" w:after="60"/>
+        <w:rPr>
+          <w:color w:val="000000"/>
+        </w:rPr>
+      </w:pPr>
+      <w:r>
+        <w:rPr>
+          <w:color w:val="000000"/>
+        </w:rPr>
         <w:t>2. We ______ (have to) leave early yesterday.</w:t>
       </w:r>
     </w:p>
     <w:p>
-      <w:r>
+      <w:pPr>
+        <w:keepNext/>
+        <w:spacing w:before="120" w:after="60"/>
+        <w:rPr>
+          <w:color w:val="000000"/>
+        </w:rPr>
+      </w:pPr>
+      <w:r>
+        <w:rPr>
+          <w:color w:val="000000"/>
+        </w:rPr>
         <w:t>3. You ______ (have to) study harder next term.</w:t>
       </w:r>
     </w:p>
     <w:p>
-      <w:r>
+      <w:pPr>
+        <w:keepNext/>
+        <w:spacing w:before="120" w:after="60"/>
+        <w:rPr>
+          <w:color w:val="000000"/>
+        </w:rPr>
+      </w:pPr>
+      <w:r>
+        <w:rPr>
+          <w:color w:val="000000"/>
+        </w:rPr>
         <w:t>4. I ______ (not have to) pay last night.</w:t>
       </w:r>
     </w:p>
     <w:p>
-      <w:r>
+      <w:pPr>
+        <w:keepNext/>
+        <w:spacing w:before="120" w:after="60"/>
+        <w:rPr>
+          <w:color w:val="000000"/>
+        </w:rPr>
+      </w:pPr>
+      <w:r>
+        <w:rPr>
+          <w:color w:val="000000"/>
+        </w:rPr>
         <w:t>5. Nam ______ (not have to) wear a uniform today.</w:t>
       </w:r>
     </w:p>
     <w:p>
-      <w:r>
+      <w:pPr>
+        <w:keepNext/>
+        <w:spacing w:before="120" w:after="60"/>
+        <w:rPr>
+          <w:color w:val="000000"/>
+        </w:rPr>
+      </w:pPr>
+      <w:r>
+        <w:rPr>
+          <w:color w:val="000000"/>
+        </w:rPr>
         <w:t>6. They ______ (not have to) wait long tomorrow.</w:t>
       </w:r>
     </w:p>
     <w:p>
-      <w:r>
+      <w:pPr>
+        <w:keepNext/>
+        <w:spacing w:before="120" w:after="60"/>
+        <w:rPr>
+          <w:color w:val="000000"/>
+        </w:rPr>
+      </w:pPr>
+      <w:r>
+        <w:rPr>
+          <w:color w:val="000000"/>
+        </w:rPr>
         <w:t>7. ______ Lan ______ (have to) take the bus every day?</w:t>
       </w:r>
     </w:p>
     <w:p>
-      <w:r>
+      <w:pPr>
+        <w:keepNext/>
+        <w:spacing w:before="120" w:after="60"/>
+        <w:rPr>
+          <w:color w:val="000000"/>
+        </w:rPr>
+      </w:pPr>
+      <w:r>
+        <w:rPr>
+          <w:color w:val="000000"/>
+        </w:rPr>
         <w:t>8. ______ you ______ (have to) work late yesterday?</w:t>
       </w:r>
     </w:p>
     <w:p>
-      <w:r>
+      <w:pPr>
+        <w:keepNext/>
+        <w:spacing w:before="120" w:after="60"/>
+        <w:rPr>
+          <w:color w:val="000000"/>
+        </w:rPr>
+      </w:pPr>
+      <w:r>
+        <w:rPr>
+          <w:color w:val="000000"/>
+        </w:rPr>
         <w:t>9. ______ we ______ (have to) book in advance next week?</w:t>
       </w:r>
     </w:p>
     <w:p>
-      <w:r>
+      <w:pPr>
+        <w:keepNext/>
+        <w:spacing w:before="120" w:after="60"/>
+        <w:rPr>
+          <w:color w:val="000000"/>
+        </w:rPr>
+      </w:pPr>
+      <w:r>
+        <w:rPr>
+          <w:color w:val="000000"/>
+        </w:rPr>
         <w:t>10. My father ______ (have to) travel often for work.</w:t>
       </w:r>
     </w:p>
     <w:p>
       <w:pPr>
         <w:pStyle w:val="Heading1"/>
+        <w:spacing w:before="240"/>
       </w:pPr>
       <w:r>
         <w:t>PHẦN 5. CHUYỂN SANG CÂU PHỦ ĐỊNH (10 điểm)</w:t>
       </w:r>
     </w:p>
     <w:p>
-      <w:r>
+      <w:pPr>
+        <w:rPr>
+          <w:color w:val="000000"/>
+        </w:rPr>
+      </w:pPr>
+      <w:r>
+        <w:rPr>
+          <w:color w:val="000000"/>
+        </w:rPr>
         <w:t>Viết dạng phủ định theo nghĩa gợi ý.</w:t>
       </w:r>
     </w:p>
     <w:p>
-      <w:r>
+      <w:pPr>
+        <w:keepNext/>
+        <w:spacing w:before="120" w:after="60"/>
+        <w:rPr>
+          <w:color w:val="000000"/>
+        </w:rPr>
+      </w:pPr>
+      <w:r>
+        <w:rPr>
+          <w:color w:val="000000"/>
+        </w:rPr>
         <w:t>1. You must enter this room. (bị cấm) → ______________________________</w:t>
       </w:r>
     </w:p>
     <w:p>
-      <w:r>
+      <w:pPr>
+        <w:keepNext/>
+        <w:spacing w:before="120" w:after="60"/>
+        <w:rPr>
+          <w:color w:val="000000"/>
+        </w:rPr>
+      </w:pPr>
+      <w:r>
+        <w:rPr>
+          <w:color w:val="000000"/>
+        </w:rPr>
         <w:t>2. We have to pay. (không cần) → ______________________________</w:t>
       </w:r>
     </w:p>
     <w:p>
-      <w:r>
+      <w:pPr>
+        <w:keepNext/>
+        <w:spacing w:before="120" w:after="60"/>
+        <w:rPr>
+          <w:color w:val="000000"/>
+        </w:rPr>
+      </w:pPr>
+      <w:r>
+        <w:rPr>
+          <w:color w:val="000000"/>
+        </w:rPr>
         <w:t>3. Lan has to come early. (không cần) → ______________________________</w:t>
       </w:r>
     </w:p>
     <w:p>
-      <w:r>
+      <w:pPr>
+        <w:keepNext/>
+        <w:spacing w:before="120" w:after="60"/>
+        <w:rPr>
+          <w:color w:val="000000"/>
+        </w:rPr>
+      </w:pPr>
+      <w:r>
+        <w:rPr>
+          <w:color w:val="000000"/>
+        </w:rPr>
         <w:t>4. Students must use phones in class. (bị cấm) → ______________________________</w:t>
       </w:r>
     </w:p>
     <w:p>
-      <w:r>
+      <w:pPr>
+        <w:keepNext/>
+        <w:spacing w:before="120" w:after="60"/>
+        <w:rPr>
+          <w:color w:val="000000"/>
+        </w:rPr>
+      </w:pPr>
+      <w:r>
+        <w:rPr>
+          <w:color w:val="000000"/>
+        </w:rPr>
         <w:t>5. I had to work late. (không cần trong quá khứ) → ______________________________</w:t>
       </w:r>
     </w:p>
     <w:p>
-      <w:r>
+      <w:pPr>
+        <w:keepNext/>
+        <w:spacing w:before="120" w:after="60"/>
+        <w:rPr>
+          <w:color w:val="000000"/>
+        </w:rPr>
+      </w:pPr>
+      <w:r>
+        <w:rPr>
+          <w:color w:val="000000"/>
+        </w:rPr>
         <w:t>6. They will have to wait. (không cần trong tương lai) → ______________________________</w:t>
       </w:r>
     </w:p>
     <w:p>
-      <w:r>
+      <w:pPr>
+        <w:keepNext/>
+        <w:spacing w:before="120" w:after="60"/>
+        <w:rPr>
+          <w:color w:val="000000"/>
+        </w:rPr>
+      </w:pPr>
+      <w:r>
+        <w:rPr>
+          <w:color w:val="000000"/>
+        </w:rPr>
         <w:t>7. You must park here. (bị cấm) → ______________________________</w:t>
       </w:r>
     </w:p>
     <w:p>
-      <w:r>
+      <w:pPr>
+        <w:keepNext/>
+        <w:spacing w:before="120" w:after="60"/>
+        <w:rPr>
+          <w:color w:val="000000"/>
+        </w:rPr>
+      </w:pPr>
+      <w:r>
+        <w:rPr>
+          <w:color w:val="000000"/>
+        </w:rPr>
         <w:t>8. He has to bring lunch. (không cần) → ______________________________</w:t>
       </w:r>
     </w:p>
     <w:p>
-      <w:r>
+      <w:pPr>
+        <w:keepNext/>
+        <w:spacing w:before="120" w:after="60"/>
+        <w:rPr>
+          <w:color w:val="000000"/>
+        </w:rPr>
+      </w:pPr>
+      <w:r>
+        <w:rPr>
+          <w:color w:val="000000"/>
+        </w:rPr>
         <w:t>9. Visitors must take photos. (bị cấm) → ______________________________</w:t>
       </w:r>
     </w:p>
     <w:p>
-      <w:r>
+      <w:pPr>
+        <w:keepNext/>
+        <w:spacing w:before="120" w:after="60"/>
+        <w:rPr>
+          <w:color w:val="000000"/>
+        </w:rPr>
+      </w:pPr>
+      <w:r>
+        <w:rPr>
+          <w:color w:val="000000"/>
+        </w:rPr>
         <w:t>10. She had to buy a ticket. (không cần trong quá khứ) → ______________________________</w:t>
       </w:r>
     </w:p>
     <w:p>
       <w:pPr>
         <w:pStyle w:val="Heading1"/>
+        <w:spacing w:before="240"/>
       </w:pPr>
       <w:r>
         <w:t>PHẦN 6. CHUYỂN SANG CÂU NGHI VẤN (10 điểm)</w:t>
       </w:r>
     </w:p>
     <w:p>
-      <w:r>
+      <w:pPr>
+        <w:keepNext/>
+        <w:spacing w:before="120" w:after="60"/>
+        <w:rPr>
+          <w:color w:val="000000"/>
+        </w:rPr>
+      </w:pPr>
+      <w:r>
+        <w:rPr>
+          <w:color w:val="000000"/>
+        </w:rPr>
         <w:t>1. You have to sign here. → ______________________________</w:t>
       </w:r>
     </w:p>
     <w:p>
-      <w:r>
+      <w:pPr>
+        <w:keepNext/>
+        <w:spacing w:before="120" w:after="60"/>
+        <w:rPr>
+          <w:color w:val="000000"/>
+        </w:rPr>
+      </w:pPr>
+      <w:r>
+        <w:rPr>
+          <w:color w:val="000000"/>
+        </w:rPr>
         <w:t>2. Lan has to wear a uniform. → ______________________________</w:t>
       </w:r>
     </w:p>
     <w:p>
-      <w:r>
+      <w:pPr>
+        <w:keepNext/>
+        <w:spacing w:before="120" w:after="60"/>
+        <w:rPr>
+          <w:color w:val="000000"/>
+        </w:rPr>
+      </w:pPr>
+      <w:r>
+        <w:rPr>
+          <w:color w:val="000000"/>
+        </w:rPr>
         <w:t>3. They had to wait. → ______________________________</w:t>
       </w:r>
     </w:p>
     <w:p>
-      <w:r>
+      <w:pPr>
+        <w:keepNext/>
+        <w:spacing w:before="120" w:after="60"/>
+        <w:rPr>
+          <w:color w:val="000000"/>
+        </w:rPr>
+      </w:pPr>
+      <w:r>
+        <w:rPr>
+          <w:color w:val="000000"/>
+        </w:rPr>
         <w:t>4. Nam has to work tomorrow. → ______________________________</w:t>
       </w:r>
     </w:p>
     <w:p>
-      <w:r>
+      <w:pPr>
+        <w:keepNext/>
+        <w:spacing w:before="120" w:after="60"/>
+        <w:rPr>
+          <w:color w:val="000000"/>
+        </w:rPr>
+      </w:pPr>
+      <w:r>
+        <w:rPr>
+          <w:color w:val="000000"/>
+        </w:rPr>
         <w:t>5. We will have to book early. → ______________________________</w:t>
       </w:r>
     </w:p>
     <w:p>
-      <w:r>
+      <w:pPr>
+        <w:keepNext/>
+        <w:spacing w:before="120" w:after="60"/>
+        <w:rPr>
+          <w:color w:val="000000"/>
+        </w:rPr>
+      </w:pPr>
+      <w:r>
+        <w:rPr>
+          <w:color w:val="000000"/>
+        </w:rPr>
         <w:t>6. She had to leave at six. → ______________________________</w:t>
       </w:r>
     </w:p>
     <w:p>
-      <w:r>
+      <w:pPr>
+        <w:keepNext/>
+        <w:spacing w:before="120" w:after="60"/>
+        <w:rPr>
+          <w:color w:val="000000"/>
+        </w:rPr>
+      </w:pPr>
+      <w:r>
+        <w:rPr>
+          <w:color w:val="000000"/>
+        </w:rPr>
         <w:t>7. Your brother has to drive. → ______________________________</w:t>
       </w:r>
     </w:p>
     <w:p>
-      <w:r>
+      <w:pPr>
+        <w:keepNext/>
+        <w:spacing w:before="120" w:after="60"/>
+        <w:rPr>
+          <w:color w:val="000000"/>
+        </w:rPr>
+      </w:pPr>
+      <w:r>
+        <w:rPr>
+          <w:color w:val="000000"/>
+        </w:rPr>
         <w:t>8. I have to bring my passport. → ______________________________</w:t>
       </w:r>
     </w:p>
     <w:p>
-      <w:r>
+      <w:pPr>
+        <w:keepNext/>
+        <w:spacing w:before="120" w:after="60"/>
+        <w:rPr>
+          <w:color w:val="000000"/>
+        </w:rPr>
+      </w:pPr>
+      <w:r>
+        <w:rPr>
+          <w:color w:val="000000"/>
+        </w:rPr>
         <w:t>9. The students have to finish today. → ______________________________</w:t>
       </w:r>
     </w:p>
     <w:p>
-      <w:r>
+      <w:pPr>
+        <w:keepNext/>
+        <w:spacing w:before="120" w:after="60"/>
+        <w:rPr>
+          <w:color w:val="000000"/>
+        </w:rPr>
+      </w:pPr>
+      <w:r>
+        <w:rPr>
+          <w:color w:val="000000"/>
+        </w:rPr>
         <w:t>10. Mai will have to call again. → ______________________________</w:t>
       </w:r>
     </w:p>
     <w:p>
       <w:pPr>
         <w:pStyle w:val="Heading1"/>
+        <w:spacing w:before="240"/>
       </w:pPr>
       <w:r>
         <w:t>PHẦN 7. SỬA LỖI SAI (10 điểm)</w:t>
       </w:r>
     </w:p>
     <w:p>
-      <w:r>
+      <w:pPr>
+        <w:keepNext/>
+        <w:spacing w:before="120" w:after="60"/>
+        <w:rPr>
+          <w:color w:val="000000"/>
+        </w:rPr>
+      </w:pPr>
+      <w:r>
+        <w:rPr>
+          <w:color w:val="000000"/>
+        </w:rPr>
         <w:t>1. She musts leave now. → ______________________________</w:t>
       </w:r>
     </w:p>
     <w:p>
-      <w:r>
+      <w:pPr>
+        <w:keepNext/>
+        <w:spacing w:before="120" w:after="60"/>
+        <w:rPr>
+          <w:color w:val="000000"/>
+        </w:rPr>
+      </w:pPr>
+      <w:r>
+        <w:rPr>
+          <w:color w:val="000000"/>
+        </w:rPr>
         <w:t>2. I must to finish this. → ______________________________</w:t>
       </w:r>
     </w:p>
     <w:p>
-      <w:r>
+      <w:pPr>
+        <w:keepNext/>
+        <w:spacing w:before="120" w:after="60"/>
+        <w:rPr>
+          <w:color w:val="000000"/>
+        </w:rPr>
+      </w:pPr>
+      <w:r>
+        <w:rPr>
+          <w:color w:val="000000"/>
+        </w:rPr>
         <w:t>3. He have to wear a uniform. → ______________________________</w:t>
       </w:r>
     </w:p>
     <w:p>
-      <w:r>
+      <w:pPr>
+        <w:keepNext/>
+        <w:spacing w:before="120" w:after="60"/>
+        <w:rPr>
+          <w:color w:val="000000"/>
+        </w:rPr>
+      </w:pPr>
+      <w:r>
+        <w:rPr>
+          <w:color w:val="000000"/>
+        </w:rPr>
         <w:t>4. Did you had to wait? → ______________________________</w:t>
       </w:r>
     </w:p>
     <w:p>
-      <w:r>
+      <w:pPr>
+        <w:keepNext/>
+        <w:spacing w:before="120" w:after="60"/>
+        <w:rPr>
+          <w:color w:val="000000"/>
+        </w:rPr>
+      </w:pPr>
+      <w:r>
+        <w:rPr>
+          <w:color w:val="000000"/>
+        </w:rPr>
         <w:t>5. We will must work tomorrow. → ______________________________</w:t>
       </w:r>
     </w:p>
     <w:p>
-      <w:r>
+      <w:pPr>
+        <w:keepNext/>
+        <w:spacing w:before="120" w:after="60"/>
+        <w:rPr>
+          <w:color w:val="000000"/>
+        </w:rPr>
+      </w:pPr>
+      <w:r>
+        <w:rPr>
+          <w:color w:val="000000"/>
+        </w:rPr>
         <w:t>6. You don't must smoke here. → ______________________________</w:t>
       </w:r>
     </w:p>
     <w:p>
-      <w:r>
+      <w:pPr>
+        <w:keepNext/>
+        <w:spacing w:before="120" w:after="60"/>
+        <w:rPr>
+          <w:color w:val="000000"/>
+        </w:rPr>
+      </w:pPr>
+      <w:r>
+        <w:rPr>
+          <w:color w:val="000000"/>
+        </w:rPr>
         <w:t>7. Lan doesn't has to come. → ______________________________</w:t>
       </w:r>
     </w:p>
     <w:p>
-      <w:r>
+      <w:pPr>
+        <w:keepNext/>
+        <w:spacing w:before="120" w:after="60"/>
+        <w:rPr>
+          <w:color w:val="000000"/>
+        </w:rPr>
+      </w:pPr>
+      <w:r>
+        <w:rPr>
+          <w:color w:val="000000"/>
+        </w:rPr>
         <w:t>8. Must I pay? – No, you mustn't. (ý: không cần) → ______________________________</w:t>
       </w:r>
     </w:p>
     <w:p>
-      <w:r>
+      <w:pPr>
+        <w:keepNext/>
+        <w:spacing w:before="120" w:after="60"/>
+        <w:rPr>
+          <w:color w:val="000000"/>
+        </w:rPr>
+      </w:pPr>
+      <w:r>
+        <w:rPr>
+          <w:color w:val="000000"/>
+        </w:rPr>
         <w:t>9. They didn't had to book. → ______________________________</w:t>
       </w:r>
     </w:p>
     <w:p>
-      <w:r>
+      <w:pPr>
+        <w:keepNext/>
+        <w:spacing w:before="120" w:after="60"/>
+        <w:rPr>
+          <w:color w:val="000000"/>
+        </w:rPr>
+      </w:pPr>
+      <w:r>
+        <w:rPr>
+          <w:color w:val="000000"/>
+        </w:rPr>
         <w:t>10. He has worked all day; he must tired. → ______________________________</w:t>
       </w:r>
     </w:p>
     <w:p>
       <w:pPr>
         <w:pStyle w:val="Heading1"/>
+        <w:spacing w:before="240"/>
       </w:pPr>
       <w:r>
         <w:t>PHẦN 8. DỊCH SANG TIẾNG ANH (10 điểm)</w:t>
       </w:r>
     </w:p>
     <w:p>
-      <w:r>
+      <w:pPr>
+        <w:keepNext/>
+        <w:spacing w:before="120" w:after="60"/>
+        <w:rPr>
+          <w:color w:val="000000"/>
+        </w:rPr>
+      </w:pPr>
+      <w:r>
+        <w:rPr>
+          <w:color w:val="000000"/>
+        </w:rPr>
         <w:t>1. Bạn phải thắt dây an toàn.</w:t>
       </w:r>
     </w:p>
     <w:p>
-      <w:r>
+      <w:pPr>
+        <w:keepNext/>
+        <w:spacing w:before="120" w:after="60"/>
+        <w:rPr>
+          <w:color w:val="000000"/>
+        </w:rPr>
+      </w:pPr>
+      <w:r>
+        <w:rPr>
+          <w:color w:val="000000"/>
+        </w:rPr>
         <w:t>2. Lan phải mặc đồng phục ở trường.</w:t>
       </w:r>
     </w:p>
     <w:p>
-      <w:r>
+      <w:pPr>
+        <w:keepNext/>
+        <w:spacing w:before="120" w:after="60"/>
+        <w:rPr>
+          <w:color w:val="000000"/>
+        </w:rPr>
+      </w:pPr>
+      <w:r>
+        <w:rPr>
+          <w:color w:val="000000"/>
+        </w:rPr>
         <w:t>3. Bạn không được hút thuốc ở đây.</w:t>
       </w:r>
     </w:p>
     <w:p>
-      <w:r>
+      <w:pPr>
+        <w:keepNext/>
+        <w:spacing w:before="120" w:after="60"/>
+        <w:rPr>
+          <w:color w:val="000000"/>
+        </w:rPr>
+      </w:pPr>
+      <w:r>
+        <w:rPr>
+          <w:color w:val="000000"/>
+        </w:rPr>
         <w:t>4. Bạn không cần phải trả tiền.</w:t>
       </w:r>
     </w:p>
     <w:p>
-      <w:r>
+      <w:pPr>
+        <w:keepNext/>
+        <w:spacing w:before="120" w:after="60"/>
+        <w:rPr>
+          <w:color w:val="000000"/>
+        </w:rPr>
+      </w:pPr>
+      <w:r>
+        <w:rPr>
+          <w:color w:val="000000"/>
+        </w:rPr>
         <w:t>5. Hôm qua tôi đã phải làm việc muộn.</w:t>
       </w:r>
     </w:p>
     <w:p>
-      <w:r>
+      <w:pPr>
+        <w:keepNext/>
+        <w:spacing w:before="120" w:after="60"/>
+        <w:rPr>
+          <w:color w:val="000000"/>
+        </w:rPr>
+      </w:pPr>
+      <w:r>
+        <w:rPr>
+          <w:color w:val="000000"/>
+        </w:rPr>
         <w:t>6. Ngày mai chúng tôi sẽ phải dậy sớm.</w:t>
       </w:r>
     </w:p>
     <w:p>
-      <w:r>
+      <w:pPr>
+        <w:keepNext/>
+        <w:spacing w:before="120" w:after="60"/>
+        <w:rPr>
+          <w:color w:val="000000"/>
+        </w:rPr>
+      </w:pPr>
+      <w:r>
+        <w:rPr>
+          <w:color w:val="000000"/>
+        </w:rPr>
         <w:t>7. Bạn có phải đặt trước không?</w:t>
       </w:r>
     </w:p>
     <w:p>
-      <w:r>
+      <w:pPr>
+        <w:keepNext/>
+        <w:spacing w:before="120" w:after="60"/>
+        <w:rPr>
+          <w:color w:val="000000"/>
+        </w:rPr>
+      </w:pPr>
+      <w:r>
+        <w:rPr>
+          <w:color w:val="000000"/>
+        </w:rPr>
         <w:t>8. Cô ấy có phải đi xe buýt không?</w:t>
       </w:r>
     </w:p>
     <w:p>
-      <w:r>
+      <w:pPr>
+        <w:keepNext/>
+        <w:spacing w:before="120" w:after="60"/>
+        <w:rPr>
+          <w:color w:val="000000"/>
+        </w:rPr>
+      </w:pPr>
+      <w:r>
+        <w:rPr>
+          <w:color w:val="000000"/>
+        </w:rPr>
         <w:t>9. Bạn đã làm việc cả ngày. Chắc hẳn bạn mệt.</w:t>
       </w:r>
     </w:p>
     <w:p>
-      <w:r>
+      <w:pPr>
+        <w:keepNext/>
+        <w:spacing w:before="120" w:after="60"/>
+        <w:rPr>
+          <w:color w:val="000000"/>
+        </w:rPr>
+      </w:pPr>
+      <w:r>
+        <w:rPr>
+          <w:color w:val="000000"/>
+        </w:rPr>
         <w:t>10. Tôi có phải hoàn thành hôm nay không?</w:t>
       </w:r>
     </w:p>
     <w:p>
       <w:pPr>
         <w:pStyle w:val="Heading1"/>
+        <w:spacing w:before="240"/>
       </w:pPr>
       <w:r>
         <w:t>PHẦN 9. ĐỌC HIỂU (10 điểm)</w:t>
       </w:r>
     </w:p>
     <w:p>
-      <w:r>
+      <w:pPr>
+        <w:rPr>
+          <w:color w:val="000000"/>
+        </w:rPr>
+      </w:pPr>
+      <w:r>
+        <w:rPr>
+          <w:color w:val="000000"/>
+        </w:rPr>
         <w:t>Đọc đoạn văn:</w:t>
       </w:r>
     </w:p>
     <w:p>
-      <w:r>
+      <w:pPr>
+        <w:rPr>
+          <w:color w:val="000000"/>
+        </w:rPr>
+      </w:pPr>
+      <w:r>
+        <w:rPr>
+          <w:color w:val="000000"/>
+        </w:rPr>
         <w:t>At Green Factory, all employees have to wear an ID card. Workers in the production area must wear safety shoes and mustn't use their phones. Office staff don't have to wear safety shoes, but they have to keep their desks tidy. Last week, everyone had to attend a safety meeting. Next month, new employees will have to complete an online course. The course is free, so they won't have to pay.</w:t>
       </w:r>
     </w:p>
     <w:p>
-      <w:r>
+      <w:pPr>
+        <w:rPr>
+          <w:color w:val="000000"/>
+        </w:rPr>
+      </w:pPr>
+      <w:r>
+        <w:rPr>
+          <w:color w:val="000000"/>
+        </w:rPr>
         <w:t>Trả lời câu hỏi:</w:t>
       </w:r>
     </w:p>
     <w:p>
-      <w:r>
+      <w:pPr>
+        <w:keepNext/>
+        <w:spacing w:before="120" w:after="60"/>
+        <w:rPr>
+          <w:color w:val="000000"/>
+        </w:rPr>
+      </w:pPr>
+      <w:r>
+        <w:rPr>
+          <w:color w:val="000000"/>
+        </w:rPr>
         <w:t>1. What does every employee have to wear?</w:t>
       </w:r>
     </w:p>
     <w:p>
-      <w:r>
+      <w:pPr>
+        <w:keepNext/>
+        <w:spacing w:before="120" w:after="60"/>
+        <w:rPr>
+          <w:color w:val="000000"/>
+        </w:rPr>
+      </w:pPr>
+      <w:r>
+        <w:rPr>
+          <w:color w:val="000000"/>
+        </w:rPr>
         <w:t>2. Who must wear safety shoes?</w:t>
       </w:r>
     </w:p>
     <w:p>
-      <w:r>
+      <w:pPr>
+        <w:keepNext/>
+        <w:spacing w:before="120" w:after="60"/>
+        <w:rPr>
+          <w:color w:val="000000"/>
+        </w:rPr>
+      </w:pPr>
+      <w:r>
+        <w:rPr>
+          <w:color w:val="000000"/>
+        </w:rPr>
         <w:t>3. Can workers use phones in the production area?</w:t>
       </w:r>
     </w:p>
     <w:p>
-      <w:r>
+      <w:pPr>
+        <w:keepNext/>
+        <w:spacing w:before="120" w:after="60"/>
+        <w:rPr>
+          <w:color w:val="000000"/>
+        </w:rPr>
+      </w:pPr>
+      <w:r>
+        <w:rPr>
+          <w:color w:val="000000"/>
+        </w:rPr>
         <w:t>4. Do office staff have to wear safety shoes?</w:t>
       </w:r>
     </w:p>
     <w:p>
-      <w:r>
+      <w:pPr>
+        <w:keepNext/>
+        <w:spacing w:before="120" w:after="60"/>
+        <w:rPr>
+          <w:color w:val="000000"/>
+        </w:rPr>
+      </w:pPr>
+      <w:r>
+        <w:rPr>
+          <w:color w:val="000000"/>
+        </w:rPr>
         <w:t>5. What do office staff have to keep tidy?</w:t>
       </w:r>
     </w:p>
     <w:p>
-      <w:r>
+      <w:pPr>
+        <w:keepNext/>
+        <w:spacing w:before="120" w:after="60"/>
+        <w:rPr>
+          <w:color w:val="000000"/>
+        </w:rPr>
+      </w:pPr>
+      <w:r>
+        <w:rPr>
+          <w:color w:val="000000"/>
+        </w:rPr>
         <w:t>6. What did everyone have to attend last week?</w:t>
       </w:r>
     </w:p>
     <w:p>
-      <w:r>
+      <w:pPr>
+        <w:keepNext/>
+        <w:spacing w:before="120" w:after="60"/>
+        <w:rPr>
+          <w:color w:val="000000"/>
+        </w:rPr>
+      </w:pPr>
+      <w:r>
+        <w:rPr>
+          <w:color w:val="000000"/>
+        </w:rPr>
         <w:t>7. Who will have to complete a course?</w:t>
       </w:r>
     </w:p>
     <w:p>
-      <w:r>
+      <w:pPr>
+        <w:keepNext/>
+        <w:spacing w:before="120" w:after="60"/>
+        <w:rPr>
+          <w:color w:val="000000"/>
+        </w:rPr>
+      </w:pPr>
+      <w:r>
+        <w:rPr>
+          <w:color w:val="000000"/>
+        </w:rPr>
         <w:t>8. When will they complete it?</w:t>
       </w:r>
     </w:p>
     <w:p>
-      <w:r>
+      <w:pPr>
+        <w:keepNext/>
+        <w:spacing w:before="120" w:after="60"/>
+        <w:rPr>
+          <w:color w:val="000000"/>
+        </w:rPr>
+      </w:pPr>
+      <w:r>
+        <w:rPr>
+          <w:color w:val="000000"/>
+        </w:rPr>
         <w:t>9. Is the course free?</w:t>
       </w:r>
     </w:p>
     <w:p>
-      <w:r>
+      <w:pPr>
+        <w:keepNext/>
+        <w:spacing w:before="120" w:after="60"/>
+        <w:rPr>
+          <w:color w:val="000000"/>
+        </w:rPr>
+      </w:pPr>
+      <w:r>
+        <w:rPr>
+          <w:color w:val="000000"/>
+        </w:rPr>
         <w:t>10. Will employees have to pay?</w:t>
       </w:r>
     </w:p>
     <w:p>
       <w:pPr>
         <w:pStyle w:val="Heading1"/>
+        <w:spacing w:before="240"/>
       </w:pPr>
       <w:r>
         <w:t>PHẦN 10. VIẾT CÂU HOÀN CHỈNH (10 điểm)</w:t>
       </w:r>
     </w:p>
     <w:p>
-      <w:r>
+      <w:pPr>
+        <w:keepNext/>
+        <w:spacing w:before="120" w:after="60"/>
+        <w:rPr>
+          <w:color w:val="000000"/>
+        </w:rPr>
+      </w:pPr>
+      <w:r>
+        <w:rPr>
+          <w:color w:val="000000"/>
+        </w:rPr>
         <w:t>1. you / must / wear / seat belt → ______________________________</w:t>
       </w:r>
     </w:p>
     <w:p>
-      <w:r>
+      <w:pPr>
+        <w:keepNext/>
+        <w:spacing w:before="120" w:after="60"/>
+        <w:rPr>
+          <w:color w:val="000000"/>
+        </w:rPr>
+      </w:pPr>
+      <w:r>
+        <w:rPr>
+          <w:color w:val="000000"/>
+        </w:rPr>
         <w:t>2. Lan / has to / get up / early → ______________________________</w:t>
       </w:r>
     </w:p>
     <w:p>
-      <w:r>
+      <w:pPr>
+        <w:keepNext/>
+        <w:spacing w:before="120" w:after="60"/>
+        <w:rPr>
+          <w:color w:val="000000"/>
+        </w:rPr>
+      </w:pPr>
+      <w:r>
+        <w:rPr>
+          <w:color w:val="000000"/>
+        </w:rPr>
         <w:t>3. you / must not / enter → ______________________________</w:t>
       </w:r>
     </w:p>
     <w:p>
-      <w:r>
+      <w:pPr>
+        <w:keepNext/>
+        <w:spacing w:before="120" w:after="60"/>
+        <w:rPr>
+          <w:color w:val="000000"/>
+        </w:rPr>
+      </w:pPr>
+      <w:r>
+        <w:rPr>
+          <w:color w:val="000000"/>
+        </w:rPr>
         <w:t>4. we / not have to / pay → ______________________________</w:t>
       </w:r>
     </w:p>
     <w:p>
-      <w:r>
+      <w:pPr>
+        <w:keepNext/>
+        <w:spacing w:before="120" w:after="60"/>
+        <w:rPr>
+          <w:color w:val="000000"/>
+        </w:rPr>
+      </w:pPr>
+      <w:r>
+        <w:rPr>
+          <w:color w:val="000000"/>
+        </w:rPr>
         <w:t>5. I / had to / work / late → ______________________________</w:t>
       </w:r>
     </w:p>
     <w:p>
-      <w:r>
+      <w:pPr>
+        <w:keepNext/>
+        <w:spacing w:before="120" w:after="60"/>
+        <w:rPr>
+          <w:color w:val="000000"/>
+        </w:rPr>
+      </w:pPr>
+      <w:r>
+        <w:rPr>
+          <w:color w:val="000000"/>
+        </w:rPr>
         <w:t>6. they / will have to / leave / early → ______________________________</w:t>
       </w:r>
     </w:p>
     <w:p>
-      <w:r>
+      <w:pPr>
+        <w:keepNext/>
+        <w:spacing w:before="120" w:after="60"/>
+        <w:rPr>
+          <w:color w:val="000000"/>
+        </w:rPr>
+      </w:pPr>
+      <w:r>
+        <w:rPr>
+          <w:color w:val="000000"/>
+        </w:rPr>
         <w:t>7. she / have to / wear uniform / ? → ______________________________</w:t>
       </w:r>
     </w:p>
     <w:p>
-      <w:r>
+      <w:pPr>
+        <w:keepNext/>
+        <w:spacing w:before="120" w:after="60"/>
+        <w:rPr>
+          <w:color w:val="000000"/>
+        </w:rPr>
+      </w:pPr>
+      <w:r>
+        <w:rPr>
+          <w:color w:val="000000"/>
+        </w:rPr>
         <w:t>8. you / have to / wait / yesterday / ? → ______________________________</w:t>
       </w:r>
     </w:p>
     <w:p>
-      <w:r>
+      <w:pPr>
+        <w:keepNext/>
+        <w:spacing w:before="120" w:after="60"/>
+        <w:rPr>
+          <w:color w:val="000000"/>
+        </w:rPr>
+      </w:pPr>
+      <w:r>
+        <w:rPr>
+          <w:color w:val="000000"/>
+        </w:rPr>
         <w:t>9. he / must be / tired → ______________________________</w:t>
       </w:r>
     </w:p>
     <w:p>
-      <w:r>
+      <w:pPr>
+        <w:keepNext/>
+        <w:spacing w:before="120" w:after="60"/>
+        <w:rPr>
+          <w:color w:val="000000"/>
+        </w:rPr>
+      </w:pPr>
+      <w:r>
+        <w:rPr>
+          <w:color w:val="000000"/>
+        </w:rPr>
         <w:t>10. must / I / finish / today / ? → ______________________________</w:t>
       </w:r>
     </w:p>
     <w:p>
       <w:pPr>
         <w:spacing w:after="160"/>
-      </w:pPr>
-      <w:r>
+        <w:rPr>
+          <w:color w:val="000000"/>
+        </w:rPr>
+      </w:pPr>
+      <w:r>
+        <w:rPr>
+          <w:color w:val="000000"/>
+        </w:rPr>
         <w:br w:type="page"/>
       </w:r>
     </w:p>
@@ -660,618 +1721,1534 @@
         <w:rPr>
           <w:rFonts w:ascii="Arial" w:hAnsi="Arial" w:cs="Arial"/>
           <w:b/>
-          <w:sz w:val="32"/>
+          <w:color w:val="000000"/>
+          <w:sz w:val="36"/>
         </w:rPr>
       </w:pPr>
       <w:r>
         <w:rPr>
           <w:rFonts w:ascii="Arial" w:hAnsi="Arial" w:cs="Arial"/>
           <w:b/>
-          <w:sz w:val="32"/>
-        </w:rPr>
+          <w:color w:val="000000"/>
+          <w:sz w:val="36"/>
+        </w:rPr>
+        <w:t>BÀI TẬP NGÀY 42 – MUST / HAVE TO</w:t>
+      </w:r>
+    </w:p>
+    <w:p>
+      <w:pPr>
+        <w:pStyle w:val="Heading1"/>
+        <w:pageBreakBefore/>
+        <w:spacing w:before="0" w:after="240"/>
+      </w:pPr>
+      <w:r>
         <w:t>ĐÁP ÁN</w:t>
       </w:r>
     </w:p>
     <w:p>
       <w:pPr>
-        <w:pStyle w:val="Title"/>
+        <w:pStyle w:val="Heading1"/>
+        <w:spacing w:before="0"/>
         <w:jc w:val="center"/>
         <w:rPr>
-          <w:rFonts w:ascii="Arial" w:hAnsi="Arial" w:cs="Arial"/>
-          <w:b/>
-          <w:sz w:val="36"/>
-        </w:rPr>
-      </w:pPr>
-      <w:r>
-        <w:rPr>
-          <w:rFonts w:ascii="Arial" w:hAnsi="Arial" w:cs="Arial"/>
-          <w:b/>
-          <w:sz w:val="36"/>
-        </w:rPr>
-        <w:t>BÀI TẬP NGÀY 42 – MUST / HAVE TO</w:t>
+          <w:sz w:val="30"/>
+        </w:rPr>
+      </w:pPr>
+      <w:r>
+        <w:rPr>
+          <w:sz w:val="30"/>
+        </w:rPr>
+        <w:t>PHẦN 1</w:t>
+      </w:r>
+    </w:p>
+    <w:p>
+      <w:pPr>
+        <w:spacing w:after="160"/>
+        <w:rPr>
+          <w:color w:val="000000"/>
+        </w:rPr>
+      </w:pPr>
+      <w:r>
+        <w:rPr>
+          <w:color w:val="000000"/>
+        </w:rPr>
+        <w:t>1. A</w:t>
+      </w:r>
+    </w:p>
+    <w:p>
+      <w:pPr>
+        <w:spacing w:after="160"/>
+        <w:rPr>
+          <w:color w:val="000000"/>
+        </w:rPr>
+      </w:pPr>
+      <w:r>
+        <w:rPr>
+          <w:color w:val="000000"/>
+        </w:rPr>
+        <w:t>2. B</w:t>
+      </w:r>
+    </w:p>
+    <w:p>
+      <w:pPr>
+        <w:spacing w:after="160"/>
+        <w:rPr>
+          <w:color w:val="000000"/>
+        </w:rPr>
+      </w:pPr>
+      <w:r>
+        <w:rPr>
+          <w:color w:val="000000"/>
+        </w:rPr>
+        <w:t>3. B</w:t>
+      </w:r>
+    </w:p>
+    <w:p>
+      <w:pPr>
+        <w:spacing w:after="160"/>
+        <w:rPr>
+          <w:color w:val="000000"/>
+        </w:rPr>
+      </w:pPr>
+      <w:r>
+        <w:rPr>
+          <w:color w:val="000000"/>
+        </w:rPr>
+        <w:t>4. B</w:t>
+      </w:r>
+    </w:p>
+    <w:p>
+      <w:pPr>
+        <w:spacing w:after="160"/>
+        <w:rPr>
+          <w:color w:val="000000"/>
+        </w:rPr>
+      </w:pPr>
+      <w:r>
+        <w:rPr>
+          <w:color w:val="000000"/>
+        </w:rPr>
+        <w:t>5. B</w:t>
+      </w:r>
+    </w:p>
+    <w:p>
+      <w:pPr>
+        <w:spacing w:after="160"/>
+        <w:rPr>
+          <w:color w:val="000000"/>
+        </w:rPr>
+      </w:pPr>
+      <w:r>
+        <w:rPr>
+          <w:color w:val="000000"/>
+        </w:rPr>
+        <w:t>6. A</w:t>
+      </w:r>
+    </w:p>
+    <w:p>
+      <w:pPr>
+        <w:spacing w:after="160"/>
+        <w:rPr>
+          <w:color w:val="000000"/>
+        </w:rPr>
+      </w:pPr>
+      <w:r>
+        <w:rPr>
+          <w:color w:val="000000"/>
+        </w:rPr>
+        <w:t>7. B</w:t>
+      </w:r>
+    </w:p>
+    <w:p>
+      <w:pPr>
+        <w:spacing w:after="160"/>
+        <w:rPr>
+          <w:color w:val="000000"/>
+        </w:rPr>
+      </w:pPr>
+      <w:r>
+        <w:rPr>
+          <w:color w:val="000000"/>
+        </w:rPr>
+        <w:t>8. B</w:t>
+      </w:r>
+    </w:p>
+    <w:p>
+      <w:pPr>
+        <w:spacing w:after="160"/>
+        <w:rPr>
+          <w:color w:val="000000"/>
+        </w:rPr>
+      </w:pPr>
+      <w:r>
+        <w:rPr>
+          <w:color w:val="000000"/>
+        </w:rPr>
+        <w:t>9. A</w:t>
+      </w:r>
+    </w:p>
+    <w:p>
+      <w:pPr>
+        <w:spacing w:after="160"/>
+        <w:rPr>
+          <w:color w:val="000000"/>
+        </w:rPr>
+      </w:pPr>
+      <w:r>
+        <w:rPr>
+          <w:color w:val="000000"/>
+        </w:rPr>
+        <w:t>10. B</w:t>
       </w:r>
     </w:p>
     <w:p>
       <w:pPr>
         <w:pStyle w:val="Heading1"/>
-      </w:pPr>
-      <w:r>
-        <w:t>PHẦN 1</w:t>
-      </w:r>
-    </w:p>
-    <w:p>
-      <w:r>
-        <w:t>1. A</w:t>
-      </w:r>
-    </w:p>
-    <w:p>
-      <w:r>
-        <w:t>2. B</w:t>
-      </w:r>
-    </w:p>
-    <w:p>
-      <w:r>
-        <w:t>3. B</w:t>
-      </w:r>
-    </w:p>
-    <w:p>
-      <w:r>
-        <w:t>4. B</w:t>
-      </w:r>
-    </w:p>
-    <w:p>
-      <w:r>
-        <w:t>5. B</w:t>
-      </w:r>
-    </w:p>
-    <w:p>
-      <w:r>
-        <w:t>6. A</w:t>
-      </w:r>
-    </w:p>
-    <w:p>
-      <w:r>
-        <w:t>7. B</w:t>
-      </w:r>
-    </w:p>
-    <w:p>
-      <w:r>
-        <w:t>8. B</w:t>
-      </w:r>
-    </w:p>
-    <w:p>
-      <w:r>
-        <w:t>9. A</w:t>
-      </w:r>
-    </w:p>
-    <w:p>
-      <w:r>
-        <w:t>10. B</w:t>
+        <w:spacing w:before="240"/>
+      </w:pPr>
+      <w:r>
+        <w:t>PHẦN 2</w:t>
+      </w:r>
+    </w:p>
+    <w:p>
+      <w:pPr>
+        <w:spacing w:after="160"/>
+        <w:rPr>
+          <w:color w:val="000000"/>
+        </w:rPr>
+      </w:pPr>
+      <w:r>
+        <w:rPr>
+          <w:color w:val="000000"/>
+        </w:rPr>
+        <w:t>1. must</w:t>
+      </w:r>
+    </w:p>
+    <w:p>
+      <w:pPr>
+        <w:spacing w:after="160"/>
+        <w:rPr>
+          <w:color w:val="000000"/>
+        </w:rPr>
+      </w:pPr>
+      <w:r>
+        <w:rPr>
+          <w:color w:val="000000"/>
+        </w:rPr>
+        <w:t>2. have to</w:t>
+      </w:r>
+    </w:p>
+    <w:p>
+      <w:pPr>
+        <w:spacing w:after="160"/>
+        <w:rPr>
+          <w:color w:val="000000"/>
+        </w:rPr>
+      </w:pPr>
+      <w:r>
+        <w:rPr>
+          <w:color w:val="000000"/>
+        </w:rPr>
+        <w:t>3. must</w:t>
+      </w:r>
+    </w:p>
+    <w:p>
+      <w:pPr>
+        <w:spacing w:after="160"/>
+        <w:rPr>
+          <w:color w:val="000000"/>
+        </w:rPr>
+      </w:pPr>
+      <w:r>
+        <w:rPr>
+          <w:color w:val="000000"/>
+        </w:rPr>
+        <w:t>4. has to</w:t>
+      </w:r>
+    </w:p>
+    <w:p>
+      <w:pPr>
+        <w:spacing w:after="160"/>
+        <w:rPr>
+          <w:color w:val="000000"/>
+        </w:rPr>
+      </w:pPr>
+      <w:r>
+        <w:rPr>
+          <w:color w:val="000000"/>
+        </w:rPr>
+        <w:t>5. have to</w:t>
+      </w:r>
+    </w:p>
+    <w:p>
+      <w:pPr>
+        <w:spacing w:after="160"/>
+        <w:rPr>
+          <w:color w:val="000000"/>
+        </w:rPr>
+      </w:pPr>
+      <w:r>
+        <w:rPr>
+          <w:color w:val="000000"/>
+        </w:rPr>
+        <w:t>6. must</w:t>
+      </w:r>
+    </w:p>
+    <w:p>
+      <w:pPr>
+        <w:spacing w:after="160"/>
+        <w:rPr>
+          <w:color w:val="000000"/>
+        </w:rPr>
+      </w:pPr>
+      <w:r>
+        <w:rPr>
+          <w:color w:val="000000"/>
+        </w:rPr>
+        <w:t>7. has to</w:t>
+      </w:r>
+    </w:p>
+    <w:p>
+      <w:pPr>
+        <w:spacing w:after="160"/>
+        <w:rPr>
+          <w:color w:val="000000"/>
+        </w:rPr>
+      </w:pPr>
+      <w:r>
+        <w:rPr>
+          <w:color w:val="000000"/>
+        </w:rPr>
+        <w:t>8. must</w:t>
+      </w:r>
+    </w:p>
+    <w:p>
+      <w:pPr>
+        <w:spacing w:after="160"/>
+        <w:rPr>
+          <w:color w:val="000000"/>
+        </w:rPr>
+      </w:pPr>
+      <w:r>
+        <w:rPr>
+          <w:color w:val="000000"/>
+        </w:rPr>
+        <w:t>9. have to</w:t>
+      </w:r>
+    </w:p>
+    <w:p>
+      <w:pPr>
+        <w:spacing w:after="160"/>
+        <w:rPr>
+          <w:color w:val="000000"/>
+        </w:rPr>
+      </w:pPr>
+      <w:r>
+        <w:rPr>
+          <w:color w:val="000000"/>
+        </w:rPr>
+        <w:t>10. must</w:t>
       </w:r>
     </w:p>
     <w:p>
       <w:pPr>
         <w:pStyle w:val="Heading1"/>
-      </w:pPr>
-      <w:r>
-        <w:t>PHẦN 2</w:t>
-      </w:r>
-    </w:p>
-    <w:p>
-      <w:r>
-        <w:t>1. must</w:t>
-      </w:r>
-    </w:p>
-    <w:p>
-      <w:r>
-        <w:t>2. have to</w:t>
-      </w:r>
-    </w:p>
-    <w:p>
-      <w:r>
-        <w:t>3. must</w:t>
-      </w:r>
-    </w:p>
-    <w:p>
-      <w:r>
-        <w:t>4. has to</w:t>
-      </w:r>
-    </w:p>
-    <w:p>
-      <w:r>
-        <w:t>5. have to</w:t>
-      </w:r>
-    </w:p>
-    <w:p>
-      <w:r>
-        <w:t>6. must</w:t>
-      </w:r>
-    </w:p>
-    <w:p>
-      <w:r>
-        <w:t>7. has to</w:t>
-      </w:r>
-    </w:p>
-    <w:p>
-      <w:r>
-        <w:t>8. must</w:t>
-      </w:r>
-    </w:p>
-    <w:p>
-      <w:r>
-        <w:t>9. have to</w:t>
-      </w:r>
-    </w:p>
-    <w:p>
-      <w:r>
-        <w:t>10. must</w:t>
+        <w:spacing w:before="240"/>
+      </w:pPr>
+      <w:r>
+        <w:t>PHẦN 3</w:t>
+      </w:r>
+    </w:p>
+    <w:p>
+      <w:pPr>
+        <w:spacing w:after="160"/>
+        <w:rPr>
+          <w:color w:val="000000"/>
+        </w:rPr>
+      </w:pPr>
+      <w:r>
+        <w:rPr>
+          <w:color w:val="000000"/>
+        </w:rPr>
+        <w:t>1. mustn't</w:t>
+      </w:r>
+    </w:p>
+    <w:p>
+      <w:pPr>
+        <w:spacing w:after="160"/>
+        <w:rPr>
+          <w:color w:val="000000"/>
+        </w:rPr>
+      </w:pPr>
+      <w:r>
+        <w:rPr>
+          <w:color w:val="000000"/>
+        </w:rPr>
+        <w:t>2. don't have to</w:t>
+      </w:r>
+    </w:p>
+    <w:p>
+      <w:pPr>
+        <w:spacing w:after="160"/>
+        <w:rPr>
+          <w:color w:val="000000"/>
+        </w:rPr>
+      </w:pPr>
+      <w:r>
+        <w:rPr>
+          <w:color w:val="000000"/>
+        </w:rPr>
+        <w:t>3. mustn't</w:t>
+      </w:r>
+    </w:p>
+    <w:p>
+      <w:pPr>
+        <w:spacing w:after="160"/>
+        <w:rPr>
+          <w:color w:val="000000"/>
+        </w:rPr>
+      </w:pPr>
+      <w:r>
+        <w:rPr>
+          <w:color w:val="000000"/>
+        </w:rPr>
+        <w:t>4. doesn't have to</w:t>
+      </w:r>
+    </w:p>
+    <w:p>
+      <w:pPr>
+        <w:spacing w:after="160"/>
+        <w:rPr>
+          <w:color w:val="000000"/>
+        </w:rPr>
+      </w:pPr>
+      <w:r>
+        <w:rPr>
+          <w:color w:val="000000"/>
+        </w:rPr>
+        <w:t>5. mustn't</w:t>
+      </w:r>
+    </w:p>
+    <w:p>
+      <w:pPr>
+        <w:spacing w:after="160"/>
+        <w:rPr>
+          <w:color w:val="000000"/>
+        </w:rPr>
+      </w:pPr>
+      <w:r>
+        <w:rPr>
+          <w:color w:val="000000"/>
+        </w:rPr>
+        <w:t>6. doesn't have to</w:t>
+      </w:r>
+    </w:p>
+    <w:p>
+      <w:pPr>
+        <w:spacing w:after="160"/>
+        <w:rPr>
+          <w:color w:val="000000"/>
+        </w:rPr>
+      </w:pPr>
+      <w:r>
+        <w:rPr>
+          <w:color w:val="000000"/>
+        </w:rPr>
+        <w:t>7. mustn't</w:t>
+      </w:r>
+    </w:p>
+    <w:p>
+      <w:pPr>
+        <w:spacing w:after="160"/>
+        <w:rPr>
+          <w:color w:val="000000"/>
+        </w:rPr>
+      </w:pPr>
+      <w:r>
+        <w:rPr>
+          <w:color w:val="000000"/>
+        </w:rPr>
+        <w:t>8. don't have to</w:t>
+      </w:r>
+    </w:p>
+    <w:p>
+      <w:pPr>
+        <w:spacing w:after="160"/>
+        <w:rPr>
+          <w:color w:val="000000"/>
+        </w:rPr>
+      </w:pPr>
+      <w:r>
+        <w:rPr>
+          <w:color w:val="000000"/>
+        </w:rPr>
+        <w:t>9. mustn't</w:t>
+      </w:r>
+    </w:p>
+    <w:p>
+      <w:pPr>
+        <w:spacing w:after="160"/>
+        <w:rPr>
+          <w:color w:val="000000"/>
+        </w:rPr>
+      </w:pPr>
+      <w:r>
+        <w:rPr>
+          <w:color w:val="000000"/>
+        </w:rPr>
+        <w:t>10. doesn't have to</w:t>
       </w:r>
     </w:p>
     <w:p>
       <w:pPr>
         <w:pStyle w:val="Heading1"/>
-      </w:pPr>
-      <w:r>
-        <w:t>PHẦN 3</w:t>
-      </w:r>
-    </w:p>
-    <w:p>
-      <w:r>
-        <w:t>1. mustn't</w:t>
-      </w:r>
-    </w:p>
-    <w:p>
-      <w:r>
-        <w:t>2. don't have to</w:t>
-      </w:r>
-    </w:p>
-    <w:p>
-      <w:r>
-        <w:t>3. mustn't</w:t>
-      </w:r>
-    </w:p>
-    <w:p>
-      <w:r>
-        <w:t>4. doesn't have to</w:t>
-      </w:r>
-    </w:p>
-    <w:p>
-      <w:r>
-        <w:t>5. mustn't</w:t>
-      </w:r>
-    </w:p>
-    <w:p>
-      <w:r>
-        <w:t>6. doesn't have to</w:t>
-      </w:r>
-    </w:p>
-    <w:p>
-      <w:r>
-        <w:t>7. mustn't</w:t>
-      </w:r>
-    </w:p>
-    <w:p>
-      <w:r>
-        <w:t>8. don't have to</w:t>
-      </w:r>
-    </w:p>
-    <w:p>
-      <w:r>
-        <w:t>9. mustn't</w:t>
-      </w:r>
-    </w:p>
-    <w:p>
-      <w:r>
-        <w:t>10. doesn't have to</w:t>
+        <w:spacing w:before="240"/>
+      </w:pPr>
+      <w:r>
+        <w:t>PHẦN 4</w:t>
+      </w:r>
+    </w:p>
+    <w:p>
+      <w:pPr>
+        <w:spacing w:after="160"/>
+        <w:rPr>
+          <w:color w:val="000000"/>
+        </w:rPr>
+      </w:pPr>
+      <w:r>
+        <w:rPr>
+          <w:color w:val="000000"/>
+        </w:rPr>
+        <w:t>1. has to</w:t>
+      </w:r>
+    </w:p>
+    <w:p>
+      <w:pPr>
+        <w:spacing w:after="160"/>
+        <w:rPr>
+          <w:color w:val="000000"/>
+        </w:rPr>
+      </w:pPr>
+      <w:r>
+        <w:rPr>
+          <w:color w:val="000000"/>
+        </w:rPr>
+        <w:t>2. had to</w:t>
+      </w:r>
+    </w:p>
+    <w:p>
+      <w:pPr>
+        <w:spacing w:after="160"/>
+        <w:rPr>
+          <w:color w:val="000000"/>
+        </w:rPr>
+      </w:pPr>
+      <w:r>
+        <w:rPr>
+          <w:color w:val="000000"/>
+        </w:rPr>
+        <w:t>3. will have to</w:t>
+      </w:r>
+    </w:p>
+    <w:p>
+      <w:pPr>
+        <w:spacing w:after="160"/>
+        <w:rPr>
+          <w:color w:val="000000"/>
+        </w:rPr>
+      </w:pPr>
+      <w:r>
+        <w:rPr>
+          <w:color w:val="000000"/>
+        </w:rPr>
+        <w:t>4. didn't have to</w:t>
+      </w:r>
+    </w:p>
+    <w:p>
+      <w:pPr>
+        <w:spacing w:after="160"/>
+        <w:rPr>
+          <w:color w:val="000000"/>
+        </w:rPr>
+      </w:pPr>
+      <w:r>
+        <w:rPr>
+          <w:color w:val="000000"/>
+        </w:rPr>
+        <w:t>5. doesn't have to</w:t>
+      </w:r>
+    </w:p>
+    <w:p>
+      <w:pPr>
+        <w:spacing w:after="160"/>
+        <w:rPr>
+          <w:color w:val="000000"/>
+        </w:rPr>
+      </w:pPr>
+      <w:r>
+        <w:rPr>
+          <w:color w:val="000000"/>
+        </w:rPr>
+        <w:t>6. won't have to</w:t>
+      </w:r>
+    </w:p>
+    <w:p>
+      <w:pPr>
+        <w:spacing w:after="160"/>
+        <w:rPr>
+          <w:color w:val="000000"/>
+        </w:rPr>
+      </w:pPr>
+      <w:r>
+        <w:rPr>
+          <w:color w:val="000000"/>
+        </w:rPr>
+        <w:t>7. Does / have to</w:t>
+      </w:r>
+    </w:p>
+    <w:p>
+      <w:pPr>
+        <w:spacing w:after="160"/>
+        <w:rPr>
+          <w:color w:val="000000"/>
+        </w:rPr>
+      </w:pPr>
+      <w:r>
+        <w:rPr>
+          <w:color w:val="000000"/>
+        </w:rPr>
+        <w:t>8. Did / have to</w:t>
+      </w:r>
+    </w:p>
+    <w:p>
+      <w:pPr>
+        <w:spacing w:after="160"/>
+        <w:rPr>
+          <w:color w:val="000000"/>
+        </w:rPr>
+      </w:pPr>
+      <w:r>
+        <w:rPr>
+          <w:color w:val="000000"/>
+        </w:rPr>
+        <w:t>9. Will / have to</w:t>
+      </w:r>
+    </w:p>
+    <w:p>
+      <w:pPr>
+        <w:spacing w:after="160"/>
+        <w:rPr>
+          <w:color w:val="000000"/>
+        </w:rPr>
+      </w:pPr>
+      <w:r>
+        <w:rPr>
+          <w:color w:val="000000"/>
+        </w:rPr>
+        <w:t>10. has to</w:t>
       </w:r>
     </w:p>
     <w:p>
       <w:pPr>
         <w:pStyle w:val="Heading1"/>
-      </w:pPr>
-      <w:r>
-        <w:t>PHẦN 4</w:t>
-      </w:r>
-    </w:p>
-    <w:p>
-      <w:r>
-        <w:t>1. has to</w:t>
-      </w:r>
-    </w:p>
-    <w:p>
-      <w:r>
-        <w:t>2. had to</w:t>
-      </w:r>
-    </w:p>
-    <w:p>
-      <w:r>
-        <w:t>3. will have to</w:t>
-      </w:r>
-    </w:p>
-    <w:p>
-      <w:r>
-        <w:t>4. didn't have to</w:t>
-      </w:r>
-    </w:p>
-    <w:p>
-      <w:r>
-        <w:t>5. doesn't have to</w:t>
-      </w:r>
-    </w:p>
-    <w:p>
-      <w:r>
-        <w:t>6. won't have to</w:t>
-      </w:r>
-    </w:p>
-    <w:p>
-      <w:r>
-        <w:t>7. Does / have to</w:t>
-      </w:r>
-    </w:p>
-    <w:p>
-      <w:r>
-        <w:t>8. Did / have to</w:t>
-      </w:r>
-    </w:p>
-    <w:p>
-      <w:r>
-        <w:t>9. Will / have to</w:t>
-      </w:r>
-    </w:p>
-    <w:p>
-      <w:r>
-        <w:t>10. has to</w:t>
+        <w:spacing w:before="240"/>
+      </w:pPr>
+      <w:r>
+        <w:t>PHẦN 5</w:t>
+      </w:r>
+    </w:p>
+    <w:p>
+      <w:pPr>
+        <w:spacing w:after="160"/>
+        <w:rPr>
+          <w:color w:val="000000"/>
+        </w:rPr>
+      </w:pPr>
+      <w:r>
+        <w:rPr>
+          <w:color w:val="000000"/>
+        </w:rPr>
+        <w:t>1. You mustn't enter this room.</w:t>
+      </w:r>
+    </w:p>
+    <w:p>
+      <w:pPr>
+        <w:spacing w:after="160"/>
+        <w:rPr>
+          <w:color w:val="000000"/>
+        </w:rPr>
+      </w:pPr>
+      <w:r>
+        <w:rPr>
+          <w:color w:val="000000"/>
+        </w:rPr>
+        <w:t>2. We don't have to pay.</w:t>
+      </w:r>
+    </w:p>
+    <w:p>
+      <w:pPr>
+        <w:spacing w:after="160"/>
+        <w:rPr>
+          <w:color w:val="000000"/>
+        </w:rPr>
+      </w:pPr>
+      <w:r>
+        <w:rPr>
+          <w:color w:val="000000"/>
+        </w:rPr>
+        <w:t>3. Lan doesn't have to come early.</w:t>
+      </w:r>
+    </w:p>
+    <w:p>
+      <w:pPr>
+        <w:spacing w:after="160"/>
+        <w:rPr>
+          <w:color w:val="000000"/>
+        </w:rPr>
+      </w:pPr>
+      <w:r>
+        <w:rPr>
+          <w:color w:val="000000"/>
+        </w:rPr>
+        <w:t>4. Students mustn't use phones in class.</w:t>
+      </w:r>
+    </w:p>
+    <w:p>
+      <w:pPr>
+        <w:spacing w:after="160"/>
+        <w:rPr>
+          <w:color w:val="000000"/>
+        </w:rPr>
+      </w:pPr>
+      <w:r>
+        <w:rPr>
+          <w:color w:val="000000"/>
+        </w:rPr>
+        <w:t>5. I didn't have to work late.</w:t>
+      </w:r>
+    </w:p>
+    <w:p>
+      <w:pPr>
+        <w:spacing w:after="160"/>
+        <w:rPr>
+          <w:color w:val="000000"/>
+        </w:rPr>
+      </w:pPr>
+      <w:r>
+        <w:rPr>
+          <w:color w:val="000000"/>
+        </w:rPr>
+        <w:t>6. They won't have to wait.</w:t>
+      </w:r>
+    </w:p>
+    <w:p>
+      <w:pPr>
+        <w:spacing w:after="160"/>
+        <w:rPr>
+          <w:color w:val="000000"/>
+        </w:rPr>
+      </w:pPr>
+      <w:r>
+        <w:rPr>
+          <w:color w:val="000000"/>
+        </w:rPr>
+        <w:t>7. You mustn't park here.</w:t>
+      </w:r>
+    </w:p>
+    <w:p>
+      <w:pPr>
+        <w:spacing w:after="160"/>
+        <w:rPr>
+          <w:color w:val="000000"/>
+        </w:rPr>
+      </w:pPr>
+      <w:r>
+        <w:rPr>
+          <w:color w:val="000000"/>
+        </w:rPr>
+        <w:t>8. He doesn't have to bring lunch.</w:t>
+      </w:r>
+    </w:p>
+    <w:p>
+      <w:pPr>
+        <w:spacing w:after="160"/>
+        <w:rPr>
+          <w:color w:val="000000"/>
+        </w:rPr>
+      </w:pPr>
+      <w:r>
+        <w:rPr>
+          <w:color w:val="000000"/>
+        </w:rPr>
+        <w:t>9. Visitors mustn't take photos.</w:t>
+      </w:r>
+    </w:p>
+    <w:p>
+      <w:pPr>
+        <w:spacing w:after="160"/>
+        <w:rPr>
+          <w:color w:val="000000"/>
+        </w:rPr>
+      </w:pPr>
+      <w:r>
+        <w:rPr>
+          <w:color w:val="000000"/>
+        </w:rPr>
+        <w:t>10. She didn't have to buy a ticket.</w:t>
       </w:r>
     </w:p>
     <w:p>
       <w:pPr>
         <w:pStyle w:val="Heading1"/>
-      </w:pPr>
-      <w:r>
-        <w:t>PHẦN 5</w:t>
-      </w:r>
-    </w:p>
-    <w:p>
-      <w:r>
-        <w:t>1. You mustn't enter this room.</w:t>
-      </w:r>
-    </w:p>
-    <w:p>
-      <w:r>
-        <w:t>2. We don't have to pay.</w:t>
-      </w:r>
-    </w:p>
-    <w:p>
-      <w:r>
-        <w:t>3. Lan doesn't have to come early.</w:t>
-      </w:r>
-    </w:p>
-    <w:p>
-      <w:r>
-        <w:t>4. Students mustn't use phones in class.</w:t>
-      </w:r>
-    </w:p>
-    <w:p>
-      <w:r>
-        <w:t>5. I didn't have to work late.</w:t>
-      </w:r>
-    </w:p>
-    <w:p>
-      <w:r>
-        <w:t>6. They won't have to wait.</w:t>
-      </w:r>
-    </w:p>
-    <w:p>
-      <w:r>
-        <w:t>7. You mustn't park here.</w:t>
-      </w:r>
-    </w:p>
-    <w:p>
-      <w:r>
-        <w:t>8. He doesn't have to bring lunch.</w:t>
-      </w:r>
-    </w:p>
-    <w:p>
-      <w:r>
-        <w:t>9. Visitors mustn't take photos.</w:t>
-      </w:r>
-    </w:p>
-    <w:p>
-      <w:r>
-        <w:t>10. She didn't have to buy a ticket.</w:t>
+        <w:spacing w:before="240"/>
+      </w:pPr>
+      <w:r>
+        <w:t>PHẦN 6</w:t>
+      </w:r>
+    </w:p>
+    <w:p>
+      <w:pPr>
+        <w:spacing w:after="160"/>
+        <w:rPr>
+          <w:color w:val="000000"/>
+        </w:rPr>
+      </w:pPr>
+      <w:r>
+        <w:rPr>
+          <w:color w:val="000000"/>
+        </w:rPr>
+        <w:t>1. Do you have to sign here?</w:t>
+      </w:r>
+    </w:p>
+    <w:p>
+      <w:pPr>
+        <w:spacing w:after="160"/>
+        <w:rPr>
+          <w:color w:val="000000"/>
+        </w:rPr>
+      </w:pPr>
+      <w:r>
+        <w:rPr>
+          <w:color w:val="000000"/>
+        </w:rPr>
+        <w:t>2. Does Lan have to wear a uniform?</w:t>
+      </w:r>
+    </w:p>
+    <w:p>
+      <w:pPr>
+        <w:spacing w:after="160"/>
+        <w:rPr>
+          <w:color w:val="000000"/>
+        </w:rPr>
+      </w:pPr>
+      <w:r>
+        <w:rPr>
+          <w:color w:val="000000"/>
+        </w:rPr>
+        <w:t>3. Did they have to wait?</w:t>
+      </w:r>
+    </w:p>
+    <w:p>
+      <w:pPr>
+        <w:spacing w:after="160"/>
+        <w:rPr>
+          <w:color w:val="000000"/>
+        </w:rPr>
+      </w:pPr>
+      <w:r>
+        <w:rPr>
+          <w:color w:val="000000"/>
+        </w:rPr>
+        <w:t>4. Does Nam have to work tomorrow?</w:t>
+      </w:r>
+    </w:p>
+    <w:p>
+      <w:pPr>
+        <w:spacing w:after="160"/>
+        <w:rPr>
+          <w:color w:val="000000"/>
+        </w:rPr>
+      </w:pPr>
+      <w:r>
+        <w:rPr>
+          <w:color w:val="000000"/>
+        </w:rPr>
+        <w:t>5. Will we have to book early?</w:t>
+      </w:r>
+    </w:p>
+    <w:p>
+      <w:pPr>
+        <w:spacing w:after="160"/>
+        <w:rPr>
+          <w:color w:val="000000"/>
+        </w:rPr>
+      </w:pPr>
+      <w:r>
+        <w:rPr>
+          <w:color w:val="000000"/>
+        </w:rPr>
+        <w:t>6. Did she have to leave at six?</w:t>
+      </w:r>
+    </w:p>
+    <w:p>
+      <w:pPr>
+        <w:spacing w:after="160"/>
+        <w:rPr>
+          <w:color w:val="000000"/>
+        </w:rPr>
+      </w:pPr>
+      <w:r>
+        <w:rPr>
+          <w:color w:val="000000"/>
+        </w:rPr>
+        <w:t>7. Does your brother have to drive?</w:t>
+      </w:r>
+    </w:p>
+    <w:p>
+      <w:pPr>
+        <w:spacing w:after="160"/>
+        <w:rPr>
+          <w:color w:val="000000"/>
+        </w:rPr>
+      </w:pPr>
+      <w:r>
+        <w:rPr>
+          <w:color w:val="000000"/>
+        </w:rPr>
+        <w:t>8. Do I have to bring my passport?</w:t>
+      </w:r>
+    </w:p>
+    <w:p>
+      <w:pPr>
+        <w:spacing w:after="160"/>
+        <w:rPr>
+          <w:color w:val="000000"/>
+        </w:rPr>
+      </w:pPr>
+      <w:r>
+        <w:rPr>
+          <w:color w:val="000000"/>
+        </w:rPr>
+        <w:t>9. Do the students have to finish today?</w:t>
+      </w:r>
+    </w:p>
+    <w:p>
+      <w:pPr>
+        <w:spacing w:after="160"/>
+        <w:rPr>
+          <w:color w:val="000000"/>
+        </w:rPr>
+      </w:pPr>
+      <w:r>
+        <w:rPr>
+          <w:color w:val="000000"/>
+        </w:rPr>
+        <w:t>10. Will Mai have to call again?</w:t>
       </w:r>
     </w:p>
     <w:p>
       <w:pPr>
         <w:pStyle w:val="Heading1"/>
-      </w:pPr>
-      <w:r>
-        <w:t>PHẦN 6</w:t>
-      </w:r>
-    </w:p>
-    <w:p>
-      <w:r>
-        <w:t>1. Do you have to sign here?</w:t>
-      </w:r>
-    </w:p>
-    <w:p>
-      <w:r>
-        <w:t>2. Does Lan have to wear a uniform?</w:t>
-      </w:r>
-    </w:p>
-    <w:p>
-      <w:r>
-        <w:t>3. Did they have to wait?</w:t>
-      </w:r>
-    </w:p>
-    <w:p>
-      <w:r>
-        <w:t>4. Does Nam have to work tomorrow?</w:t>
-      </w:r>
-    </w:p>
-    <w:p>
-      <w:r>
-        <w:t>5. Will we have to book early?</w:t>
-      </w:r>
-    </w:p>
-    <w:p>
-      <w:r>
-        <w:t>6. Did she have to leave at six?</w:t>
-      </w:r>
-    </w:p>
-    <w:p>
-      <w:r>
-        <w:t>7. Does your brother have to drive?</w:t>
-      </w:r>
-    </w:p>
-    <w:p>
-      <w:r>
-        <w:t>8. Do I have to bring my passport?</w:t>
-      </w:r>
-    </w:p>
-    <w:p>
-      <w:r>
-        <w:t>9. Do the students have to finish today?</w:t>
-      </w:r>
-    </w:p>
-    <w:p>
-      <w:r>
-        <w:t>10. Will Mai have to call again?</w:t>
+        <w:spacing w:before="240"/>
+      </w:pPr>
+      <w:r>
+        <w:t>PHẦN 7</w:t>
+      </w:r>
+    </w:p>
+    <w:p>
+      <w:pPr>
+        <w:spacing w:after="160"/>
+        <w:rPr>
+          <w:color w:val="000000"/>
+        </w:rPr>
+      </w:pPr>
+      <w:r>
+        <w:rPr>
+          <w:color w:val="000000"/>
+        </w:rPr>
+        <w:t>1. She must leave now.</w:t>
+      </w:r>
+    </w:p>
+    <w:p>
+      <w:pPr>
+        <w:spacing w:after="160"/>
+        <w:rPr>
+          <w:color w:val="000000"/>
+        </w:rPr>
+      </w:pPr>
+      <w:r>
+        <w:rPr>
+          <w:color w:val="000000"/>
+        </w:rPr>
+        <w:t>2. I must finish this.</w:t>
+      </w:r>
+    </w:p>
+    <w:p>
+      <w:pPr>
+        <w:spacing w:after="160"/>
+        <w:rPr>
+          <w:color w:val="000000"/>
+        </w:rPr>
+      </w:pPr>
+      <w:r>
+        <w:rPr>
+          <w:color w:val="000000"/>
+        </w:rPr>
+        <w:t>3. He has to wear a uniform.</w:t>
+      </w:r>
+    </w:p>
+    <w:p>
+      <w:pPr>
+        <w:spacing w:after="160"/>
+        <w:rPr>
+          <w:color w:val="000000"/>
+        </w:rPr>
+      </w:pPr>
+      <w:r>
+        <w:rPr>
+          <w:color w:val="000000"/>
+        </w:rPr>
+        <w:t>4. Did you have to wait?</w:t>
+      </w:r>
+    </w:p>
+    <w:p>
+      <w:pPr>
+        <w:spacing w:after="160"/>
+        <w:rPr>
+          <w:color w:val="000000"/>
+        </w:rPr>
+      </w:pPr>
+      <w:r>
+        <w:rPr>
+          <w:color w:val="000000"/>
+        </w:rPr>
+        <w:t>5. We will have to work tomorrow.</w:t>
+      </w:r>
+    </w:p>
+    <w:p>
+      <w:pPr>
+        <w:spacing w:after="160"/>
+        <w:rPr>
+          <w:color w:val="000000"/>
+        </w:rPr>
+      </w:pPr>
+      <w:r>
+        <w:rPr>
+          <w:color w:val="000000"/>
+        </w:rPr>
+        <w:t>6. You mustn't smoke here.</w:t>
+      </w:r>
+    </w:p>
+    <w:p>
+      <w:pPr>
+        <w:spacing w:after="160"/>
+        <w:rPr>
+          <w:color w:val="000000"/>
+        </w:rPr>
+      </w:pPr>
+      <w:r>
+        <w:rPr>
+          <w:color w:val="000000"/>
+        </w:rPr>
+        <w:t>7. Lan doesn't have to come.</w:t>
+      </w:r>
+    </w:p>
+    <w:p>
+      <w:pPr>
+        <w:spacing w:after="160"/>
+        <w:rPr>
+          <w:color w:val="000000"/>
+        </w:rPr>
+      </w:pPr>
+      <w:r>
+        <w:rPr>
+          <w:color w:val="000000"/>
+        </w:rPr>
+        <w:t>8. Must I pay? – No, you don't have to.</w:t>
+      </w:r>
+    </w:p>
+    <w:p>
+      <w:pPr>
+        <w:spacing w:after="160"/>
+        <w:rPr>
+          <w:color w:val="000000"/>
+        </w:rPr>
+      </w:pPr>
+      <w:r>
+        <w:rPr>
+          <w:color w:val="000000"/>
+        </w:rPr>
+        <w:t>9. They didn't have to book.</w:t>
+      </w:r>
+    </w:p>
+    <w:p>
+      <w:pPr>
+        <w:spacing w:after="160"/>
+        <w:rPr>
+          <w:color w:val="000000"/>
+        </w:rPr>
+      </w:pPr>
+      <w:r>
+        <w:rPr>
+          <w:color w:val="000000"/>
+        </w:rPr>
+        <w:t>10. He has worked all day; he must be tired.</w:t>
       </w:r>
     </w:p>
     <w:p>
       <w:pPr>
         <w:pStyle w:val="Heading1"/>
-      </w:pPr>
-      <w:r>
-        <w:t>PHẦN 7</w:t>
-      </w:r>
-    </w:p>
-    <w:p>
-      <w:r>
-        <w:t>1. She must leave now.</w:t>
-      </w:r>
-    </w:p>
-    <w:p>
-      <w:r>
-        <w:t>2. I must finish this.</w:t>
-      </w:r>
-    </w:p>
-    <w:p>
-      <w:r>
-        <w:t>3. He has to wear a uniform.</w:t>
-      </w:r>
-    </w:p>
-    <w:p>
-      <w:r>
-        <w:t>4. Did you have to wait?</w:t>
-      </w:r>
-    </w:p>
-    <w:p>
-      <w:r>
-        <w:t>5. We will have to work tomorrow.</w:t>
-      </w:r>
-    </w:p>
-    <w:p>
-      <w:r>
-        <w:t>6. You mustn't smoke here.</w:t>
-      </w:r>
-    </w:p>
-    <w:p>
-      <w:r>
-        <w:t>7. Lan doesn't have to come.</w:t>
-      </w:r>
-    </w:p>
-    <w:p>
-      <w:r>
-        <w:t>8. Must I pay? – No, you don't have to.</w:t>
-      </w:r>
-    </w:p>
-    <w:p>
-      <w:r>
-        <w:t>9. They didn't have to book.</w:t>
-      </w:r>
-    </w:p>
-    <w:p>
-      <w:r>
-        <w:t>10. He has worked all day; he must be tired.</w:t>
+        <w:spacing w:before="240"/>
+      </w:pPr>
+      <w:r>
+        <w:t>PHẦN 8</w:t>
+      </w:r>
+    </w:p>
+    <w:p>
+      <w:pPr>
+        <w:spacing w:after="160"/>
+        <w:rPr>
+          <w:color w:val="000000"/>
+        </w:rPr>
+      </w:pPr>
+      <w:r>
+        <w:rPr>
+          <w:color w:val="000000"/>
+        </w:rPr>
+        <w:t>1. You must wear a seat belt.</w:t>
+      </w:r>
+    </w:p>
+    <w:p>
+      <w:pPr>
+        <w:spacing w:after="160"/>
+        <w:rPr>
+          <w:color w:val="000000"/>
+        </w:rPr>
+      </w:pPr>
+      <w:r>
+        <w:rPr>
+          <w:color w:val="000000"/>
+        </w:rPr>
+        <w:t>2. Lan has to wear a uniform at school.</w:t>
+      </w:r>
+    </w:p>
+    <w:p>
+      <w:pPr>
+        <w:spacing w:after="160"/>
+        <w:rPr>
+          <w:color w:val="000000"/>
+        </w:rPr>
+      </w:pPr>
+      <w:r>
+        <w:rPr>
+          <w:color w:val="000000"/>
+        </w:rPr>
+        <w:t>3. You mustn't smoke here.</w:t>
+      </w:r>
+    </w:p>
+    <w:p>
+      <w:pPr>
+        <w:spacing w:after="160"/>
+        <w:rPr>
+          <w:color w:val="000000"/>
+        </w:rPr>
+      </w:pPr>
+      <w:r>
+        <w:rPr>
+          <w:color w:val="000000"/>
+        </w:rPr>
+        <w:t>4. You don't have to pay.</w:t>
+      </w:r>
+    </w:p>
+    <w:p>
+      <w:pPr>
+        <w:spacing w:after="160"/>
+        <w:rPr>
+          <w:color w:val="000000"/>
+        </w:rPr>
+      </w:pPr>
+      <w:r>
+        <w:rPr>
+          <w:color w:val="000000"/>
+        </w:rPr>
+        <w:t>5. I had to work late yesterday.</w:t>
+      </w:r>
+    </w:p>
+    <w:p>
+      <w:pPr>
+        <w:spacing w:after="160"/>
+        <w:rPr>
+          <w:color w:val="000000"/>
+        </w:rPr>
+      </w:pPr>
+      <w:r>
+        <w:rPr>
+          <w:color w:val="000000"/>
+        </w:rPr>
+        <w:t>6. We will have to get up early tomorrow.</w:t>
+      </w:r>
+    </w:p>
+    <w:p>
+      <w:pPr>
+        <w:spacing w:after="160"/>
+        <w:rPr>
+          <w:color w:val="000000"/>
+        </w:rPr>
+      </w:pPr>
+      <w:r>
+        <w:rPr>
+          <w:color w:val="000000"/>
+        </w:rPr>
+        <w:t>7. Do you have to book in advance?</w:t>
+      </w:r>
+    </w:p>
+    <w:p>
+      <w:pPr>
+        <w:spacing w:after="160"/>
+        <w:rPr>
+          <w:color w:val="000000"/>
+        </w:rPr>
+      </w:pPr>
+      <w:r>
+        <w:rPr>
+          <w:color w:val="000000"/>
+        </w:rPr>
+        <w:t>8. Does she have to take the bus?</w:t>
+      </w:r>
+    </w:p>
+    <w:p>
+      <w:pPr>
+        <w:spacing w:after="160"/>
+        <w:rPr>
+          <w:color w:val="000000"/>
+        </w:rPr>
+      </w:pPr>
+      <w:r>
+        <w:rPr>
+          <w:color w:val="000000"/>
+        </w:rPr>
+        <w:t>9. You have worked all day. You must be tired.</w:t>
+      </w:r>
+    </w:p>
+    <w:p>
+      <w:pPr>
+        <w:spacing w:after="160"/>
+        <w:rPr>
+          <w:color w:val="000000"/>
+        </w:rPr>
+      </w:pPr>
+      <w:r>
+        <w:rPr>
+          <w:color w:val="000000"/>
+        </w:rPr>
+        <w:t>10. Must I finish today?</w:t>
       </w:r>
     </w:p>
     <w:p>
       <w:pPr>
         <w:pStyle w:val="Heading1"/>
-      </w:pPr>
-      <w:r>
-        <w:t>PHẦN 8</w:t>
-      </w:r>
-    </w:p>
-    <w:p>
-      <w:r>
+        <w:spacing w:before="240"/>
+      </w:pPr>
+      <w:r>
+        <w:t>PHẦN 9</w:t>
+      </w:r>
+    </w:p>
+    <w:p>
+      <w:pPr>
+        <w:spacing w:after="160"/>
+        <w:rPr>
+          <w:color w:val="000000"/>
+        </w:rPr>
+      </w:pPr>
+      <w:r>
+        <w:rPr>
+          <w:color w:val="000000"/>
+        </w:rPr>
+        <w:t>1. An ID card.</w:t>
+      </w:r>
+    </w:p>
+    <w:p>
+      <w:pPr>
+        <w:spacing w:after="160"/>
+        <w:rPr>
+          <w:color w:val="000000"/>
+        </w:rPr>
+      </w:pPr>
+      <w:r>
+        <w:rPr>
+          <w:color w:val="000000"/>
+        </w:rPr>
+        <w:t>2. Workers in the production area.</w:t>
+      </w:r>
+    </w:p>
+    <w:p>
+      <w:pPr>
+        <w:spacing w:after="160"/>
+        <w:rPr>
+          <w:color w:val="000000"/>
+        </w:rPr>
+      </w:pPr>
+      <w:r>
+        <w:rPr>
+          <w:color w:val="000000"/>
+        </w:rPr>
+        <w:t>3. No, they can't.</w:t>
+      </w:r>
+    </w:p>
+    <w:p>
+      <w:pPr>
+        <w:spacing w:after="160"/>
+        <w:rPr>
+          <w:color w:val="000000"/>
+        </w:rPr>
+      </w:pPr>
+      <w:r>
+        <w:rPr>
+          <w:color w:val="000000"/>
+        </w:rPr>
+        <w:t>4. No, they don't.</w:t>
+      </w:r>
+    </w:p>
+    <w:p>
+      <w:pPr>
+        <w:spacing w:after="160"/>
+        <w:rPr>
+          <w:color w:val="000000"/>
+        </w:rPr>
+      </w:pPr>
+      <w:r>
+        <w:rPr>
+          <w:color w:val="000000"/>
+        </w:rPr>
+        <w:t>5. Their desks.</w:t>
+      </w:r>
+    </w:p>
+    <w:p>
+      <w:pPr>
+        <w:spacing w:after="160"/>
+        <w:rPr>
+          <w:color w:val="000000"/>
+        </w:rPr>
+      </w:pPr>
+      <w:r>
+        <w:rPr>
+          <w:color w:val="000000"/>
+        </w:rPr>
+        <w:t>6. A safety meeting.</w:t>
+      </w:r>
+    </w:p>
+    <w:p>
+      <w:pPr>
+        <w:spacing w:after="160"/>
+        <w:rPr>
+          <w:color w:val="000000"/>
+        </w:rPr>
+      </w:pPr>
+      <w:r>
+        <w:rPr>
+          <w:color w:val="000000"/>
+        </w:rPr>
+        <w:t>7. New employees.</w:t>
+      </w:r>
+    </w:p>
+    <w:p>
+      <w:pPr>
+        <w:spacing w:after="160"/>
+        <w:rPr>
+          <w:color w:val="000000"/>
+        </w:rPr>
+      </w:pPr>
+      <w:r>
+        <w:rPr>
+          <w:color w:val="000000"/>
+        </w:rPr>
+        <w:t>8. Next month.</w:t>
+      </w:r>
+    </w:p>
+    <w:p>
+      <w:pPr>
+        <w:spacing w:after="160"/>
+        <w:rPr>
+          <w:color w:val="000000"/>
+        </w:rPr>
+      </w:pPr>
+      <w:r>
+        <w:rPr>
+          <w:color w:val="000000"/>
+        </w:rPr>
+        <w:t>9. Yes, it is.</w:t>
+      </w:r>
+    </w:p>
+    <w:p>
+      <w:pPr>
+        <w:spacing w:after="160"/>
+        <w:rPr>
+          <w:color w:val="000000"/>
+        </w:rPr>
+      </w:pPr>
+      <w:r>
+        <w:rPr>
+          <w:color w:val="000000"/>
+        </w:rPr>
+        <w:t>10. No, they won't.</w:t>
+      </w:r>
+    </w:p>
+    <w:p>
+      <w:pPr>
+        <w:pStyle w:val="Heading1"/>
+        <w:spacing w:before="240"/>
+      </w:pPr>
+      <w:r>
+        <w:t>PHẦN 10</w:t>
+      </w:r>
+    </w:p>
+    <w:p>
+      <w:pPr>
+        <w:spacing w:after="160"/>
+        <w:rPr>
+          <w:color w:val="000000"/>
+        </w:rPr>
+      </w:pPr>
+      <w:r>
+        <w:rPr>
+          <w:color w:val="000000"/>
+        </w:rPr>
         <w:t>1. You must wear a seat belt.</w:t>
       </w:r>
     </w:p>
     <w:p>
-      <w:r>
-        <w:t>2. Lan has to wear a uniform at school.</w:t>
-      </w:r>
-    </w:p>
-    <w:p>
-      <w:r>
-        <w:t>3. You mustn't smoke here.</w:t>
-      </w:r>
-    </w:p>
-    <w:p>
-      <w:r>
-        <w:t>4. You don't have to pay.</w:t>
-      </w:r>
-    </w:p>
-    <w:p>
-      <w:r>
-        <w:t>5. I had to work late yesterday.</w:t>
-      </w:r>
-    </w:p>
-    <w:p>
-      <w:r>
-        <w:t>6. We will have to get up early tomorrow.</w:t>
-      </w:r>
-    </w:p>
-    <w:p>
-      <w:r>
-        <w:t>7. Do you have to book in advance?</w:t>
-      </w:r>
-    </w:p>
-    <w:p>
-      <w:r>
-        <w:t>8. Does she have to take the bus?</w:t>
-      </w:r>
-    </w:p>
-    <w:p>
-      <w:r>
-        <w:t>9. You have worked all day. You must be tired.</w:t>
-      </w:r>
-    </w:p>
-    <w:p>
-      <w:r>
+      <w:pPr>
+        <w:spacing w:after="160"/>
+        <w:rPr>
+          <w:color w:val="000000"/>
+        </w:rPr>
+      </w:pPr>
+      <w:r>
+        <w:rPr>
+          <w:color w:val="000000"/>
+        </w:rPr>
+        <w:t>2. Lan has to get up early.</w:t>
+      </w:r>
+    </w:p>
+    <w:p>
+      <w:pPr>
+        <w:spacing w:after="160"/>
+        <w:rPr>
+          <w:color w:val="000000"/>
+        </w:rPr>
+      </w:pPr>
+      <w:r>
+        <w:rPr>
+          <w:color w:val="000000"/>
+        </w:rPr>
+        <w:t>3. You mustn't enter.</w:t>
+      </w:r>
+    </w:p>
+    <w:p>
+      <w:pPr>
+        <w:spacing w:after="160"/>
+        <w:rPr>
+          <w:color w:val="000000"/>
+        </w:rPr>
+      </w:pPr>
+      <w:r>
+        <w:rPr>
+          <w:color w:val="000000"/>
+        </w:rPr>
+        <w:t>4. We don't have to pay.</w:t>
+      </w:r>
+    </w:p>
+    <w:p>
+      <w:pPr>
+        <w:spacing w:after="160"/>
+        <w:rPr>
+          <w:color w:val="000000"/>
+        </w:rPr>
+      </w:pPr>
+      <w:r>
+        <w:rPr>
+          <w:color w:val="000000"/>
+        </w:rPr>
+        <w:t>5. I had to work late.</w:t>
+      </w:r>
+    </w:p>
+    <w:p>
+      <w:pPr>
+        <w:spacing w:after="160"/>
+        <w:rPr>
+          <w:color w:val="000000"/>
+        </w:rPr>
+      </w:pPr>
+      <w:r>
+        <w:rPr>
+          <w:color w:val="000000"/>
+        </w:rPr>
+        <w:t>6. They will have to leave early.</w:t>
+      </w:r>
+    </w:p>
+    <w:p>
+      <w:pPr>
+        <w:spacing w:after="160"/>
+        <w:rPr>
+          <w:color w:val="000000"/>
+        </w:rPr>
+      </w:pPr>
+      <w:r>
+        <w:rPr>
+          <w:color w:val="000000"/>
+        </w:rPr>
+        <w:t>7. Does she have to wear a uniform?</w:t>
+      </w:r>
+    </w:p>
+    <w:p>
+      <w:pPr>
+        <w:spacing w:after="160"/>
+        <w:rPr>
+          <w:color w:val="000000"/>
+        </w:rPr>
+      </w:pPr>
+      <w:r>
+        <w:rPr>
+          <w:color w:val="000000"/>
+        </w:rPr>
+        <w:t>8. Did you have to wait yesterday?</w:t>
+      </w:r>
+    </w:p>
+    <w:p>
+      <w:pPr>
+        <w:spacing w:after="160"/>
+        <w:rPr>
+          <w:color w:val="000000"/>
+        </w:rPr>
+      </w:pPr>
+      <w:r>
+        <w:rPr>
+          <w:color w:val="000000"/>
+        </w:rPr>
+        <w:t>9. He must be tired.</w:t>
+      </w:r>
+    </w:p>
+    <w:p>
+      <w:pPr>
+        <w:spacing w:after="160"/>
+        <w:rPr>
+          <w:color w:val="000000"/>
+        </w:rPr>
+      </w:pPr>
+      <w:r>
+        <w:rPr>
+          <w:color w:val="000000"/>
+        </w:rPr>
         <w:t>10. Must I finish today?</w:t>
       </w:r>
     </w:p>
     <w:p>
       <w:pPr>
-        <w:pStyle w:val="Heading1"/>
-      </w:pPr>
-      <w:r>
-        <w:t>PHẦN 9</w:t>
-      </w:r>
-    </w:p>
-    <w:p>
-      <w:r>
-        <w:t>1. An ID card.</w:t>
-      </w:r>
-    </w:p>
-    <w:p>
-      <w:r>
-        <w:t>2. Workers in the production area.</w:t>
-      </w:r>
-    </w:p>
-    <w:p>
-      <w:r>
-        <w:t>3. No, they can't.</w:t>
-      </w:r>
-    </w:p>
-    <w:p>
-      <w:r>
-        <w:t>4. No, they don't.</w:t>
-      </w:r>
-    </w:p>
-    <w:p>
-      <w:r>
-        <w:t>5. Their desks.</w:t>
-      </w:r>
-    </w:p>
-    <w:p>
-      <w:r>
-        <w:t>6. A safety meeting.</w:t>
-      </w:r>
-    </w:p>
-    <w:p>
-      <w:r>
-        <w:t>7. New employees.</w:t>
-      </w:r>
-    </w:p>
-    <w:p>
-      <w:r>
-        <w:t>8. Next month.</w:t>
-      </w:r>
-    </w:p>
-    <w:p>
-      <w:r>
-        <w:t>9. Yes, it is.</w:t>
-      </w:r>
-    </w:p>
-    <w:p>
-      <w:r>
-        <w:t>10. No, they won't.</w:t>
-      </w:r>
-    </w:p>
-    <w:p>
-      <w:pPr>
-        <w:pStyle w:val="Heading1"/>
-      </w:pPr>
-      <w:r>
-        <w:t>PHẦN 10</w:t>
-      </w:r>
-    </w:p>
-    <w:p>
-      <w:r>
-        <w:t>1. You must wear a seat belt.</w:t>
-      </w:r>
-    </w:p>
-    <w:p>
-      <w:r>
-        <w:t>2. Lan has to get up early.</w:t>
-      </w:r>
-    </w:p>
-    <w:p>
-      <w:r>
-        <w:t>3. You mustn't enter.</w:t>
-      </w:r>
-    </w:p>
-    <w:p>
-      <w:r>
-        <w:t>4. We don't have to pay.</w:t>
-      </w:r>
-    </w:p>
-    <w:p>
-      <w:r>
-        <w:t>5. I had to work late.</w:t>
-      </w:r>
-    </w:p>
-    <w:p>
-      <w:r>
-        <w:t>6. They will have to leave early.</w:t>
-      </w:r>
-    </w:p>
-    <w:p>
-      <w:r>
-        <w:t>7. Does she have to wear a uniform?</w:t>
-      </w:r>
-    </w:p>
-    <w:p>
-      <w:r>
-        <w:t>8. Did you have to wait yesterday?</w:t>
-      </w:r>
-    </w:p>
-    <w:p>
-      <w:r>
-        <w:t>9. He must be tired.</w:t>
-      </w:r>
-    </w:p>
-    <w:p>
-      <w:r>
-        <w:t>10. Must I finish today?</w:t>
-      </w:r>
-    </w:p>
-    <w:p/>
+        <w:rPr>
+          <w:color w:val="000000"/>
+        </w:rPr>
+      </w:pPr>
+    </w:p>
     <w:sectPr>
       <w:pgSz w:w="12240" w:h="15840"/>
       <w:pgMar w:top="850" w:right="1134" w:bottom="850" w:left="1134" w:header="720" w:footer="720" w:gutter="0"/>
